--- a/Documents/Portfolio Specification.docx
+++ b/Documents/Portfolio Specification.docx
@@ -491,7 +491,7 @@
                     <w:sz w:val="24"/>
                     <w:szCs w:val="20"/>
                   </w:rPr>
-                  <w:t>November 4</w:t>
+                  <w:t>November 28</w:t>
                 </w:r>
                 <w:r>
                   <w:rPr>
@@ -647,6 +647,82 @@
               </w:rPr>
               <w:t>Hafza Abdullahi</w:t>
             </w:r>
+          </w:p>
+          <w:p>
+            <w:pPr>
+              <w:rPr>
+                <w:sz w:val="20"/>
+                <w:szCs w:val="16"/>
+                <w:lang w:val="en-IE"/>
+              </w:rPr>
+            </w:pPr>
+            <w:r>
+              <w:rPr>
+                <w:sz w:val="20"/>
+                <w:szCs w:val="16"/>
+                <w:lang w:val="en-IE"/>
+              </w:rPr>
+              <w:t xml:space="preserve">GitHub Repository: </w:t>
+            </w:r>
+            <w:r>
+              <w:t xml:space="preserve"> </w:t>
+            </w:r>
+            <w:hyperlink r:id="rId9" w:history="1">
+              <w:r>
+                <w:rPr>
+                  <w:rStyle w:val="Hyperlink"/>
+                  <w:sz w:val="20"/>
+                  <w:szCs w:val="16"/>
+                  <w:lang w:val="en-IE"/>
+                </w:rPr>
+                <w:t>https://github.com/Hafza-Abdullahi/DataScienceYear4</w:t>
+              </w:r>
+            </w:hyperlink>
+          </w:p>
+          <w:p>
+            <w:pPr>
+              <w:rPr>
+                <w:sz w:val="20"/>
+                <w:szCs w:val="16"/>
+                <w:lang w:val="en-IE"/>
+              </w:rPr>
+            </w:pPr>
+            <w:r>
+              <w:rPr>
+                <w:sz w:val="20"/>
+                <w:szCs w:val="16"/>
+                <w:lang w:val="en-IE"/>
+              </w:rPr>
+              <w:t>Stream lit</w:t>
+            </w:r>
+            <w:r>
+              <w:rPr>
+                <w:sz w:val="20"/>
+                <w:szCs w:val="16"/>
+                <w:lang w:val="en-IE"/>
+              </w:rPr>
+              <w:t xml:space="preserve"> App: </w:t>
+            </w:r>
+            <w:r>
+              <w:rPr>
+                <w:sz w:val="22"/>
+                <w:szCs w:val="20"/>
+              </w:rPr>
+              <w:t xml:space="preserve"> </w:t>
+            </w:r>
+            <w:hyperlink r:id="rId10" w:history="1">
+              <w:r>
+                <w:rPr>
+                  <w:rStyle w:val="Hyperlink"/>
+                  <w:i/>
+                  <w:iCs/>
+                  <w:sz w:val="20"/>
+                  <w:szCs w:val="16"/>
+                  <w:lang w:val="en-IE"/>
+                </w:rPr>
+                <w:t>https://hafza-abdullahi-datascienceyear4-codeirisflowermlapp-tmfhe8.streamlit.app/</w:t>
+              </w:r>
+            </w:hyperlink>
           </w:p>
           <w:p>
             <w:pPr>
@@ -753,7 +829,7 @@
       <w:pPr>
         <w:pStyle w:val="Heading2"/>
       </w:pPr>
-      <w:bookmarkStart w:id="0" w:name="_Toc213138959"/>
+      <w:bookmarkStart w:id="0" w:name="_Toc215264707"/>
       <w:r>
         <w:lastRenderedPageBreak/>
         <w:t>Table of Contents</w:t>
@@ -763,6 +839,9 @@
     <w:sdt>
       <w:sdtPr>
         <w:rPr>
+          <w:rFonts w:asciiTheme="minorHAnsi" w:eastAsiaTheme="minorEastAsia" w:hAnsiTheme="minorHAnsi" w:cstheme="minorBidi"/>
+          <w:b/>
+          <w:color w:val="082A75" w:themeColor="text2"/>
           <w:sz w:val="24"/>
           <w:szCs w:val="24"/>
         </w:rPr>
@@ -774,11 +853,8 @@
       </w:sdtPr>
       <w:sdtEndPr>
         <w:rPr>
-          <w:rFonts w:asciiTheme="minorHAnsi" w:eastAsiaTheme="minorEastAsia" w:hAnsiTheme="minorHAnsi" w:cstheme="minorBidi"/>
-          <w:b/>
           <w:bCs/>
           <w:noProof/>
-          <w:color w:val="082A75" w:themeColor="text2"/>
           <w:sz w:val="22"/>
           <w:szCs w:val="20"/>
         </w:rPr>
@@ -838,7 +914,7 @@
             </w:rPr>
             <w:fldChar w:fldCharType="separate"/>
           </w:r>
-          <w:hyperlink w:anchor="_Toc213138959" w:history="1">
+          <w:hyperlink w:anchor="_Toc215264707" w:history="1">
             <w:r>
               <w:rPr>
                 <w:rStyle w:val="Hyperlink"/>
@@ -865,7 +941,7 @@
                 <w:noProof/>
                 <w:webHidden/>
               </w:rPr>
-              <w:instrText xml:space="preserve"> PAGEREF _Toc213138959 \h </w:instrText>
+              <w:instrText xml:space="preserve"> PAGEREF _Toc215264707 \h </w:instrText>
             </w:r>
             <w:r>
               <w:rPr>
@@ -913,7 +989,7 @@
               <w14:ligatures w14:val="standardContextual"/>
             </w:rPr>
           </w:pPr>
-          <w:hyperlink w:anchor="_Toc213138960" w:history="1">
+          <w:hyperlink w:anchor="_Toc215264708" w:history="1">
             <w:r>
               <w:rPr>
                 <w:rStyle w:val="Hyperlink"/>
@@ -940,7 +1016,7 @@
                 <w:noProof/>
                 <w:webHidden/>
               </w:rPr>
-              <w:instrText xml:space="preserve"> PAGEREF _Toc213138960 \h </w:instrText>
+              <w:instrText xml:space="preserve"> PAGEREF _Toc215264708 \h </w:instrText>
             </w:r>
             <w:r>
               <w:rPr>
@@ -988,7 +1064,7 @@
               <w14:ligatures w14:val="standardContextual"/>
             </w:rPr>
           </w:pPr>
-          <w:hyperlink w:anchor="_Toc213138961" w:history="1">
+          <w:hyperlink w:anchor="_Toc215264709" w:history="1">
             <w:r>
               <w:rPr>
                 <w:rStyle w:val="Hyperlink"/>
@@ -1015,7 +1091,7 @@
                 <w:noProof/>
                 <w:webHidden/>
               </w:rPr>
-              <w:instrText xml:space="preserve"> PAGEREF _Toc213138961 \h </w:instrText>
+              <w:instrText xml:space="preserve"> PAGEREF _Toc215264709 \h </w:instrText>
             </w:r>
             <w:r>
               <w:rPr>
@@ -1063,7 +1139,7 @@
               <w14:ligatures w14:val="standardContextual"/>
             </w:rPr>
           </w:pPr>
-          <w:hyperlink w:anchor="_Toc213138962" w:history="1">
+          <w:hyperlink w:anchor="_Toc215264710" w:history="1">
             <w:r>
               <w:rPr>
                 <w:rStyle w:val="Hyperlink"/>
@@ -1090,7 +1166,7 @@
                 <w:noProof/>
                 <w:webHidden/>
               </w:rPr>
-              <w:instrText xml:space="preserve"> PAGEREF _Toc213138962 \h </w:instrText>
+              <w:instrText xml:space="preserve"> PAGEREF _Toc215264710 \h </w:instrText>
             </w:r>
             <w:r>
               <w:rPr>
@@ -1138,7 +1214,7 @@
               <w14:ligatures w14:val="standardContextual"/>
             </w:rPr>
           </w:pPr>
-          <w:hyperlink w:anchor="_Toc213138963" w:history="1">
+          <w:hyperlink w:anchor="_Toc215264711" w:history="1">
             <w:r>
               <w:rPr>
                 <w:rStyle w:val="Hyperlink"/>
@@ -1165,7 +1241,7 @@
                 <w:noProof/>
                 <w:webHidden/>
               </w:rPr>
-              <w:instrText xml:space="preserve"> PAGEREF _Toc213138963 \h </w:instrText>
+              <w:instrText xml:space="preserve"> PAGEREF _Toc215264711 \h </w:instrText>
             </w:r>
             <w:r>
               <w:rPr>
@@ -1213,7 +1289,7 @@
               <w14:ligatures w14:val="standardContextual"/>
             </w:rPr>
           </w:pPr>
-          <w:hyperlink w:anchor="_Toc213138964" w:history="1">
+          <w:hyperlink w:anchor="_Toc215264712" w:history="1">
             <w:r>
               <w:rPr>
                 <w:rStyle w:val="Hyperlink"/>
@@ -1240,7 +1316,7 @@
                 <w:noProof/>
                 <w:webHidden/>
               </w:rPr>
-              <w:instrText xml:space="preserve"> PAGEREF _Toc213138964 \h </w:instrText>
+              <w:instrText xml:space="preserve"> PAGEREF _Toc215264712 \h </w:instrText>
             </w:r>
             <w:r>
               <w:rPr>
@@ -1288,7 +1364,7 @@
               <w14:ligatures w14:val="standardContextual"/>
             </w:rPr>
           </w:pPr>
-          <w:hyperlink w:anchor="_Toc213138965" w:history="1">
+          <w:hyperlink w:anchor="_Toc215264713" w:history="1">
             <w:r>
               <w:rPr>
                 <w:rStyle w:val="Hyperlink"/>
@@ -1315,7 +1391,7 @@
                 <w:noProof/>
                 <w:webHidden/>
               </w:rPr>
-              <w:instrText xml:space="preserve"> PAGEREF _Toc213138965 \h </w:instrText>
+              <w:instrText xml:space="preserve"> PAGEREF _Toc215264713 \h </w:instrText>
             </w:r>
             <w:r>
               <w:rPr>
@@ -1363,7 +1439,7 @@
               <w14:ligatures w14:val="standardContextual"/>
             </w:rPr>
           </w:pPr>
-          <w:hyperlink w:anchor="_Toc213138966" w:history="1">
+          <w:hyperlink w:anchor="_Toc215264714" w:history="1">
             <w:r>
               <w:rPr>
                 <w:rStyle w:val="Hyperlink"/>
@@ -1390,7 +1466,7 @@
                 <w:noProof/>
                 <w:webHidden/>
               </w:rPr>
-              <w:instrText xml:space="preserve"> PAGEREF _Toc213138966 \h </w:instrText>
+              <w:instrText xml:space="preserve"> PAGEREF _Toc215264714 \h </w:instrText>
             </w:r>
             <w:r>
               <w:rPr>
@@ -1438,7 +1514,7 @@
               <w14:ligatures w14:val="standardContextual"/>
             </w:rPr>
           </w:pPr>
-          <w:hyperlink w:anchor="_Toc213138967" w:history="1">
+          <w:hyperlink w:anchor="_Toc215264715" w:history="1">
             <w:r>
               <w:rPr>
                 <w:rStyle w:val="Hyperlink"/>
@@ -1465,7 +1541,7 @@
                 <w:noProof/>
                 <w:webHidden/>
               </w:rPr>
-              <w:instrText xml:space="preserve"> PAGEREF _Toc213138967 \h </w:instrText>
+              <w:instrText xml:space="preserve"> PAGEREF _Toc215264715 \h </w:instrText>
             </w:r>
             <w:r>
               <w:rPr>
@@ -1513,7 +1589,7 @@
               <w14:ligatures w14:val="standardContextual"/>
             </w:rPr>
           </w:pPr>
-          <w:hyperlink w:anchor="_Toc213138968" w:history="1">
+          <w:hyperlink w:anchor="_Toc215264716" w:history="1">
             <w:r>
               <w:rPr>
                 <w:rStyle w:val="Hyperlink"/>
@@ -1540,7 +1616,7 @@
                 <w:noProof/>
                 <w:webHidden/>
               </w:rPr>
-              <w:instrText xml:space="preserve"> PAGEREF _Toc213138968 \h </w:instrText>
+              <w:instrText xml:space="preserve"> PAGEREF _Toc215264716 \h </w:instrText>
             </w:r>
             <w:r>
               <w:rPr>
@@ -1588,7 +1664,7 @@
               <w14:ligatures w14:val="standardContextual"/>
             </w:rPr>
           </w:pPr>
-          <w:hyperlink w:anchor="_Toc213138969" w:history="1">
+          <w:hyperlink w:anchor="_Toc215264717" w:history="1">
             <w:r>
               <w:rPr>
                 <w:rStyle w:val="Hyperlink"/>
@@ -1615,7 +1691,7 @@
                 <w:noProof/>
                 <w:webHidden/>
               </w:rPr>
-              <w:instrText xml:space="preserve"> PAGEREF _Toc213138969 \h </w:instrText>
+              <w:instrText xml:space="preserve"> PAGEREF _Toc215264717 \h </w:instrText>
             </w:r>
             <w:r>
               <w:rPr>
@@ -1663,7 +1739,7 @@
               <w14:ligatures w14:val="standardContextual"/>
             </w:rPr>
           </w:pPr>
-          <w:hyperlink w:anchor="_Toc213138970" w:history="1">
+          <w:hyperlink w:anchor="_Toc215264718" w:history="1">
             <w:r>
               <w:rPr>
                 <w:rStyle w:val="Hyperlink"/>
@@ -1690,7 +1766,7 @@
                 <w:noProof/>
                 <w:webHidden/>
               </w:rPr>
-              <w:instrText xml:space="preserve"> PAGEREF _Toc213138970 \h </w:instrText>
+              <w:instrText xml:space="preserve"> PAGEREF _Toc215264718 \h </w:instrText>
             </w:r>
             <w:r>
               <w:rPr>
@@ -1710,7 +1786,7 @@
                 <w:noProof/>
                 <w:webHidden/>
               </w:rPr>
-              <w:t>11</w:t>
+              <w:t>10</w:t>
             </w:r>
             <w:r>
               <w:rPr>
@@ -1738,7 +1814,7 @@
               <w14:ligatures w14:val="standardContextual"/>
             </w:rPr>
           </w:pPr>
-          <w:hyperlink w:anchor="_Toc213138971" w:history="1">
+          <w:hyperlink w:anchor="_Toc215264719" w:history="1">
             <w:r>
               <w:rPr>
                 <w:rStyle w:val="Hyperlink"/>
@@ -1765,7 +1841,7 @@
                 <w:noProof/>
                 <w:webHidden/>
               </w:rPr>
-              <w:instrText xml:space="preserve"> PAGEREF _Toc213138971 \h </w:instrText>
+              <w:instrText xml:space="preserve"> PAGEREF _Toc215264719 \h </w:instrText>
             </w:r>
             <w:r>
               <w:rPr>
@@ -1785,7 +1861,7 @@
                 <w:noProof/>
                 <w:webHidden/>
               </w:rPr>
-              <w:t>12</w:t>
+              <w:t>11</w:t>
             </w:r>
             <w:r>
               <w:rPr>
@@ -1813,7 +1889,7 @@
               <w14:ligatures w14:val="standardContextual"/>
             </w:rPr>
           </w:pPr>
-          <w:hyperlink w:anchor="_Toc213138972" w:history="1">
+          <w:hyperlink w:anchor="_Toc215264720" w:history="1">
             <w:r>
               <w:rPr>
                 <w:rStyle w:val="Hyperlink"/>
@@ -1840,7 +1916,7 @@
                 <w:noProof/>
                 <w:webHidden/>
               </w:rPr>
-              <w:instrText xml:space="preserve"> PAGEREF _Toc213138972 \h </w:instrText>
+              <w:instrText xml:space="preserve"> PAGEREF _Toc215264720 \h </w:instrText>
             </w:r>
             <w:r>
               <w:rPr>
@@ -1860,7 +1936,7 @@
                 <w:noProof/>
                 <w:webHidden/>
               </w:rPr>
-              <w:t>13</w:t>
+              <w:t>12</w:t>
             </w:r>
             <w:r>
               <w:rPr>
@@ -1888,7 +1964,7 @@
               <w14:ligatures w14:val="standardContextual"/>
             </w:rPr>
           </w:pPr>
-          <w:hyperlink w:anchor="_Toc213138973" w:history="1">
+          <w:hyperlink w:anchor="_Toc215264721" w:history="1">
             <w:r>
               <w:rPr>
                 <w:rStyle w:val="Hyperlink"/>
@@ -1915,7 +1991,7 @@
                 <w:noProof/>
                 <w:webHidden/>
               </w:rPr>
-              <w:instrText xml:space="preserve"> PAGEREF _Toc213138973 \h </w:instrText>
+              <w:instrText xml:space="preserve"> PAGEREF _Toc215264721 \h </w:instrText>
             </w:r>
             <w:r>
               <w:rPr>
@@ -1935,7 +2011,7 @@
                 <w:noProof/>
                 <w:webHidden/>
               </w:rPr>
-              <w:t>15</w:t>
+              <w:t>14</w:t>
             </w:r>
             <w:r>
               <w:rPr>
@@ -1963,13 +2039,13 @@
               <w14:ligatures w14:val="standardContextual"/>
             </w:rPr>
           </w:pPr>
-          <w:hyperlink w:anchor="_Toc213138974" w:history="1">
+          <w:hyperlink w:anchor="_Toc215264722" w:history="1">
             <w:r>
               <w:rPr>
                 <w:rStyle w:val="Hyperlink"/>
                 <w:noProof/>
               </w:rPr>
-              <w:t>Conclusion</w:t>
+              <w:t>Project Report</w:t>
             </w:r>
             <w:r>
               <w:rPr>
@@ -1990,7 +2066,7 @@
                 <w:noProof/>
                 <w:webHidden/>
               </w:rPr>
-              <w:instrText xml:space="preserve"> PAGEREF _Toc213138974 \h </w:instrText>
+              <w:instrText xml:space="preserve"> PAGEREF _Toc215264722 \h </w:instrText>
             </w:r>
             <w:r>
               <w:rPr>
@@ -2010,7 +2086,309 @@
                 <w:noProof/>
                 <w:webHidden/>
               </w:rPr>
+              <w:t>16</w:t>
+            </w:r>
+            <w:r>
+              <w:rPr>
+                <w:noProof/>
+                <w:webHidden/>
+              </w:rPr>
+              <w:fldChar w:fldCharType="end"/>
+            </w:r>
+          </w:hyperlink>
+        </w:p>
+        <w:p>
+          <w:pPr>
+            <w:pStyle w:val="TOC3"/>
+            <w:tabs>
+              <w:tab w:val="right" w:leader="dot" w:pos="9926"/>
+            </w:tabs>
+            <w:rPr>
+              <w:b w:val="0"/>
+              <w:noProof/>
+              <w:color w:val="auto"/>
+              <w:kern w:val="2"/>
+              <w:sz w:val="24"/>
+              <w:szCs w:val="24"/>
+              <w:lang w:val="en-IE" w:eastAsia="ja-JP"/>
+              <w14:ligatures w14:val="standardContextual"/>
+            </w:rPr>
+          </w:pPr>
+          <w:hyperlink w:anchor="_Toc215264723" w:history="1">
+            <w:r>
+              <w:rPr>
+                <w:rStyle w:val="Hyperlink"/>
+                <w:noProof/>
+              </w:rPr>
+              <w:t>Technology Stack and Reasoning</w:t>
+            </w:r>
+            <w:r>
+              <w:rPr>
+                <w:noProof/>
+                <w:webHidden/>
+              </w:rPr>
+              <w:tab/>
+            </w:r>
+            <w:r>
+              <w:rPr>
+                <w:noProof/>
+                <w:webHidden/>
+              </w:rPr>
+              <w:fldChar w:fldCharType="begin"/>
+            </w:r>
+            <w:r>
+              <w:rPr>
+                <w:noProof/>
+                <w:webHidden/>
+              </w:rPr>
+              <w:instrText xml:space="preserve"> PAGEREF _Toc215264723 \h </w:instrText>
+            </w:r>
+            <w:r>
+              <w:rPr>
+                <w:noProof/>
+                <w:webHidden/>
+              </w:rPr>
+            </w:r>
+            <w:r>
+              <w:rPr>
+                <w:noProof/>
+                <w:webHidden/>
+              </w:rPr>
+              <w:fldChar w:fldCharType="separate"/>
+            </w:r>
+            <w:r>
+              <w:rPr>
+                <w:noProof/>
+                <w:webHidden/>
+              </w:rPr>
+              <w:t>16</w:t>
+            </w:r>
+            <w:r>
+              <w:rPr>
+                <w:noProof/>
+                <w:webHidden/>
+              </w:rPr>
+              <w:fldChar w:fldCharType="end"/>
+            </w:r>
+          </w:hyperlink>
+        </w:p>
+        <w:p>
+          <w:pPr>
+            <w:pStyle w:val="TOC3"/>
+            <w:tabs>
+              <w:tab w:val="right" w:leader="dot" w:pos="9926"/>
+            </w:tabs>
+            <w:rPr>
+              <w:b w:val="0"/>
+              <w:noProof/>
+              <w:color w:val="auto"/>
+              <w:kern w:val="2"/>
+              <w:sz w:val="24"/>
+              <w:szCs w:val="24"/>
+              <w:lang w:val="en-IE" w:eastAsia="ja-JP"/>
+              <w14:ligatures w14:val="standardContextual"/>
+            </w:rPr>
+          </w:pPr>
+          <w:hyperlink w:anchor="_Toc215264724" w:history="1">
+            <w:r>
+              <w:rPr>
+                <w:rStyle w:val="Hyperlink"/>
+                <w:noProof/>
+              </w:rPr>
+              <w:t>Advanced Model Selection &amp; Comparison</w:t>
+            </w:r>
+            <w:r>
+              <w:rPr>
+                <w:noProof/>
+                <w:webHidden/>
+              </w:rPr>
+              <w:tab/>
+            </w:r>
+            <w:r>
+              <w:rPr>
+                <w:noProof/>
+                <w:webHidden/>
+              </w:rPr>
+              <w:fldChar w:fldCharType="begin"/>
+            </w:r>
+            <w:r>
+              <w:rPr>
+                <w:noProof/>
+                <w:webHidden/>
+              </w:rPr>
+              <w:instrText xml:space="preserve"> PAGEREF _Toc215264724 \h </w:instrText>
+            </w:r>
+            <w:r>
+              <w:rPr>
+                <w:noProof/>
+                <w:webHidden/>
+              </w:rPr>
+            </w:r>
+            <w:r>
+              <w:rPr>
+                <w:noProof/>
+                <w:webHidden/>
+              </w:rPr>
+              <w:fldChar w:fldCharType="separate"/>
+            </w:r>
+            <w:r>
+              <w:rPr>
+                <w:noProof/>
+                <w:webHidden/>
+              </w:rPr>
+              <w:t>16</w:t>
+            </w:r>
+            <w:r>
+              <w:rPr>
+                <w:noProof/>
+                <w:webHidden/>
+              </w:rPr>
+              <w:fldChar w:fldCharType="end"/>
+            </w:r>
+          </w:hyperlink>
+        </w:p>
+        <w:p>
+          <w:pPr>
+            <w:pStyle w:val="TOC3"/>
+            <w:tabs>
+              <w:tab w:val="right" w:leader="dot" w:pos="9926"/>
+            </w:tabs>
+            <w:rPr>
+              <w:b w:val="0"/>
+              <w:noProof/>
+              <w:color w:val="auto"/>
+              <w:kern w:val="2"/>
+              <w:sz w:val="24"/>
+              <w:szCs w:val="24"/>
+              <w:lang w:val="en-IE" w:eastAsia="ja-JP"/>
+              <w14:ligatures w14:val="standardContextual"/>
+            </w:rPr>
+          </w:pPr>
+          <w:hyperlink w:anchor="_Toc215264725" w:history="1">
+            <w:r>
+              <w:rPr>
+                <w:rStyle w:val="Hyperlink"/>
+                <w:noProof/>
+                <w:lang w:val="en-IE"/>
+              </w:rPr>
+              <w:t>Final Model Validation &amp; Error Analysis</w:t>
+            </w:r>
+            <w:r>
+              <w:rPr>
+                <w:noProof/>
+                <w:webHidden/>
+              </w:rPr>
+              <w:tab/>
+            </w:r>
+            <w:r>
+              <w:rPr>
+                <w:noProof/>
+                <w:webHidden/>
+              </w:rPr>
+              <w:fldChar w:fldCharType="begin"/>
+            </w:r>
+            <w:r>
+              <w:rPr>
+                <w:noProof/>
+                <w:webHidden/>
+              </w:rPr>
+              <w:instrText xml:space="preserve"> PAGEREF _Toc215264725 \h </w:instrText>
+            </w:r>
+            <w:r>
+              <w:rPr>
+                <w:noProof/>
+                <w:webHidden/>
+              </w:rPr>
+            </w:r>
+            <w:r>
+              <w:rPr>
+                <w:noProof/>
+                <w:webHidden/>
+              </w:rPr>
+              <w:fldChar w:fldCharType="separate"/>
+            </w:r>
+            <w:r>
+              <w:rPr>
+                <w:noProof/>
+                <w:webHidden/>
+              </w:rPr>
               <w:t>17</w:t>
+            </w:r>
+            <w:r>
+              <w:rPr>
+                <w:noProof/>
+                <w:webHidden/>
+              </w:rPr>
+              <w:fldChar w:fldCharType="end"/>
+            </w:r>
+          </w:hyperlink>
+        </w:p>
+        <w:p>
+          <w:pPr>
+            <w:pStyle w:val="TOC3"/>
+            <w:tabs>
+              <w:tab w:val="right" w:leader="dot" w:pos="9926"/>
+            </w:tabs>
+            <w:rPr>
+              <w:b w:val="0"/>
+              <w:noProof/>
+              <w:color w:val="auto"/>
+              <w:kern w:val="2"/>
+              <w:sz w:val="24"/>
+              <w:szCs w:val="24"/>
+              <w:lang w:val="en-IE" w:eastAsia="ja-JP"/>
+              <w14:ligatures w14:val="standardContextual"/>
+            </w:rPr>
+          </w:pPr>
+          <w:hyperlink w:anchor="_Toc215264726" w:history="1">
+            <w:r>
+              <w:rPr>
+                <w:rStyle w:val="Hyperlink"/>
+                <w:noProof/>
+                <w:lang w:val="en-IE"/>
+              </w:rPr>
+              <w:t>Deployment</w:t>
+            </w:r>
+            <w:r>
+              <w:rPr>
+                <w:noProof/>
+                <w:webHidden/>
+              </w:rPr>
+              <w:tab/>
+            </w:r>
+            <w:r>
+              <w:rPr>
+                <w:noProof/>
+                <w:webHidden/>
+              </w:rPr>
+              <w:fldChar w:fldCharType="begin"/>
+            </w:r>
+            <w:r>
+              <w:rPr>
+                <w:noProof/>
+                <w:webHidden/>
+              </w:rPr>
+              <w:instrText xml:space="preserve"> PAGEREF _Toc215264726 \h </w:instrText>
+            </w:r>
+            <w:r>
+              <w:rPr>
+                <w:noProof/>
+                <w:webHidden/>
+              </w:rPr>
+            </w:r>
+            <w:r>
+              <w:rPr>
+                <w:noProof/>
+                <w:webHidden/>
+              </w:rPr>
+              <w:fldChar w:fldCharType="separate"/>
+            </w:r>
+            <w:r>
+              <w:rPr>
+                <w:noProof/>
+                <w:webHidden/>
+              </w:rPr>
+              <w:t>18</w:t>
             </w:r>
             <w:r>
               <w:rPr>
@@ -2038,13 +2416,13 @@
               <w14:ligatures w14:val="standardContextual"/>
             </w:rPr>
           </w:pPr>
-          <w:hyperlink w:anchor="_Toc213138975" w:history="1">
+          <w:hyperlink w:anchor="_Toc215264727" w:history="1">
             <w:r>
               <w:rPr>
                 <w:rStyle w:val="Hyperlink"/>
                 <w:noProof/>
               </w:rPr>
-              <w:t>References</w:t>
+              <w:t>Conclusion</w:t>
             </w:r>
             <w:r>
               <w:rPr>
@@ -2065,7 +2443,7 @@
                 <w:noProof/>
                 <w:webHidden/>
               </w:rPr>
-              <w:instrText xml:space="preserve"> PAGEREF _Toc213138975 \h </w:instrText>
+              <w:instrText xml:space="preserve"> PAGEREF _Toc215264727 \h </w:instrText>
             </w:r>
             <w:r>
               <w:rPr>
@@ -2085,7 +2463,7 @@
                 <w:noProof/>
                 <w:webHidden/>
               </w:rPr>
-              <w:t>17</w:t>
+              <w:t>19</w:t>
             </w:r>
             <w:r>
               <w:rPr>
@@ -2113,12 +2491,87 @@
               <w14:ligatures w14:val="standardContextual"/>
             </w:rPr>
           </w:pPr>
-          <w:hyperlink w:anchor="_Toc213138976" w:history="1">
+          <w:hyperlink w:anchor="_Toc215264728" w:history="1">
             <w:r>
               <w:rPr>
                 <w:rStyle w:val="Hyperlink"/>
                 <w:noProof/>
               </w:rPr>
+              <w:t>References</w:t>
+            </w:r>
+            <w:r>
+              <w:rPr>
+                <w:noProof/>
+                <w:webHidden/>
+              </w:rPr>
+              <w:tab/>
+            </w:r>
+            <w:r>
+              <w:rPr>
+                <w:noProof/>
+                <w:webHidden/>
+              </w:rPr>
+              <w:fldChar w:fldCharType="begin"/>
+            </w:r>
+            <w:r>
+              <w:rPr>
+                <w:noProof/>
+                <w:webHidden/>
+              </w:rPr>
+              <w:instrText xml:space="preserve"> PAGEREF _Toc215264728 \h </w:instrText>
+            </w:r>
+            <w:r>
+              <w:rPr>
+                <w:noProof/>
+                <w:webHidden/>
+              </w:rPr>
+            </w:r>
+            <w:r>
+              <w:rPr>
+                <w:noProof/>
+                <w:webHidden/>
+              </w:rPr>
+              <w:fldChar w:fldCharType="separate"/>
+            </w:r>
+            <w:r>
+              <w:rPr>
+                <w:noProof/>
+                <w:webHidden/>
+              </w:rPr>
+              <w:t>19</w:t>
+            </w:r>
+            <w:r>
+              <w:rPr>
+                <w:noProof/>
+                <w:webHidden/>
+              </w:rPr>
+              <w:fldChar w:fldCharType="end"/>
+            </w:r>
+          </w:hyperlink>
+        </w:p>
+        <w:p>
+          <w:pPr>
+            <w:pStyle w:val="TOC2"/>
+            <w:tabs>
+              <w:tab w:val="right" w:leader="dot" w:pos="9926"/>
+            </w:tabs>
+            <w:rPr>
+              <w:b w:val="0"/>
+              <w:noProof/>
+              <w:color w:val="auto"/>
+              <w:kern w:val="2"/>
+              <w:sz w:val="24"/>
+              <w:szCs w:val="24"/>
+              <w:lang w:val="en-IE" w:eastAsia="ja-JP"/>
+              <w14:ligatures w14:val="standardContextual"/>
+            </w:rPr>
+          </w:pPr>
+          <w:hyperlink w:anchor="_Toc215264729" w:history="1">
+            <w:r>
+              <w:rPr>
+                <w:rStyle w:val="Hyperlink"/>
+                <w:noProof/>
+              </w:rPr>
               <w:t>Image References</w:t>
             </w:r>
             <w:r>
@@ -2140,7 +2593,7 @@
                 <w:noProof/>
                 <w:webHidden/>
               </w:rPr>
-              <w:instrText xml:space="preserve"> PAGEREF _Toc213138976 \h </w:instrText>
+              <w:instrText xml:space="preserve"> PAGEREF _Toc215264729 \h </w:instrText>
             </w:r>
             <w:r>
               <w:rPr>
@@ -2160,7 +2613,7 @@
                 <w:noProof/>
                 <w:webHidden/>
               </w:rPr>
-              <w:t>18</w:t>
+              <w:t>20</w:t>
             </w:r>
             <w:r>
               <w:rPr>
@@ -2192,15 +2645,6 @@
     </w:sdt>
     <w:p>
       <w:pPr>
-        <w:pStyle w:val="Heading1"/>
-        <w:rPr>
-          <w:sz w:val="44"/>
-          <w:szCs w:val="24"/>
-        </w:rPr>
-      </w:pPr>
-    </w:p>
-    <w:p>
-      <w:pPr>
         <w:spacing w:after="200"/>
         <w:rPr>
           <w:rFonts w:asciiTheme="majorHAnsi" w:eastAsiaTheme="majorEastAsia" w:hAnsiTheme="majorHAnsi" w:cstheme="majorBidi"/>
@@ -2222,7 +2666,7 @@
       <w:pPr>
         <w:pStyle w:val="Heading2"/>
       </w:pPr>
-      <w:bookmarkStart w:id="1" w:name="_Toc213138960"/>
+      <w:bookmarkStart w:id="1" w:name="_Toc215264708"/>
       <w:r>
         <w:lastRenderedPageBreak/>
         <w:t xml:space="preserve">What is </w:t>
@@ -2341,7 +2785,7 @@
                           </pic:cNvPicPr>
                         </pic:nvPicPr>
                         <pic:blipFill rotWithShape="1">
-                          <a:blip r:embed="rId9" cstate="print">
+                          <a:blip r:embed="rId11" cstate="print">
                             <a:extLst>
                               <a:ext uri="{28A0092B-C50C-407E-A947-70E740481C1C}">
                                 <a14:useLocalDpi xmlns:a14="http://schemas.microsoft.com/office/drawing/2010/main" val="0"/>
@@ -2423,7 +2867,7 @@
       <w:pPr>
         <w:pStyle w:val="Heading2"/>
       </w:pPr>
-      <w:bookmarkStart w:id="2" w:name="_Toc213138961"/>
+      <w:bookmarkStart w:id="2" w:name="_Toc215264709"/>
       <w:r>
         <w:t>Dataset Structure</w:t>
       </w:r>
@@ -2593,7 +3037,7 @@
                     </pic:cNvPicPr>
                   </pic:nvPicPr>
                   <pic:blipFill>
-                    <a:blip r:embed="rId10">
+                    <a:blip r:embed="rId12">
                       <a:extLst>
                         <a:ext uri="{28A0092B-C50C-407E-A947-70E740481C1C}">
                           <a14:useLocalDpi xmlns:a14="http://schemas.microsoft.com/office/drawing/2010/main" val="0"/>
@@ -2689,7 +3133,7 @@
                     </pic:cNvPicPr>
                   </pic:nvPicPr>
                   <pic:blipFill>
-                    <a:blip r:embed="rId11" cstate="print">
+                    <a:blip r:embed="rId13" cstate="print">
                       <a:extLst>
                         <a:ext uri="{28A0092B-C50C-407E-A947-70E740481C1C}">
                           <a14:useLocalDpi xmlns:a14="http://schemas.microsoft.com/office/drawing/2010/main" val="0"/>
@@ -2763,7 +3207,7 @@
       <w:pPr>
         <w:pStyle w:val="Heading3"/>
       </w:pPr>
-      <w:bookmarkStart w:id="3" w:name="_Toc213138962"/>
+      <w:bookmarkStart w:id="3" w:name="_Toc215264710"/>
       <w:r>
         <w:lastRenderedPageBreak/>
         <w:t>Statistical</w:t>
@@ -2780,6 +3224,9 @@
         <w:jc w:val="center"/>
       </w:pPr>
       <w:r>
+        <w:rPr>
+          <w:noProof/>
+        </w:rPr>
         <w:drawing>
           <wp:inline distT="0" distB="0" distL="0" distR="0" wp14:anchorId="3C736649" wp14:editId="044D42E2">
             <wp:extent cx="3803904" cy="1743073"/>
@@ -2796,7 +3243,7 @@
                     <pic:cNvPicPr/>
                   </pic:nvPicPr>
                   <pic:blipFill>
-                    <a:blip r:embed="rId12"/>
+                    <a:blip r:embed="rId14"/>
                     <a:stretch>
                       <a:fillRect/>
                     </a:stretch>
@@ -2857,15 +3304,6 @@
       </w:r>
       <w:r>
         <w:br/>
-      </w:r>
-      <w:r>
-        <w:rPr>
-          <w:i/>
-          <w:iCs/>
-          <w:sz w:val="16"/>
-          <w:szCs w:val="12"/>
-        </w:rPr>
-        <w:t>source: my code</w:t>
       </w:r>
     </w:p>
     <w:p>
@@ -3246,6 +3684,7 @@
         <w:rPr>
           <w:i/>
           <w:iCs/>
+          <w:noProof/>
           <w:sz w:val="16"/>
           <w:szCs w:val="16"/>
         </w:rPr>
@@ -3273,7 +3712,7 @@
                     <pic:cNvPicPr/>
                   </pic:nvPicPr>
                   <pic:blipFill>
-                    <a:blip r:embed="rId13">
+                    <a:blip r:embed="rId15">
                       <a:extLst>
                         <a:ext uri="{28A0092B-C50C-407E-A947-70E740481C1C}">
                           <a14:useLocalDpi xmlns:a14="http://schemas.microsoft.com/office/drawing/2010/main" val="0"/>
@@ -3316,16 +3755,6 @@
           <w:szCs w:val="26"/>
         </w:rPr>
         <w:br/>
-      </w:r>
-      <w:r>
-        <w:rPr>
-          <w:rFonts w:eastAsiaTheme="majorEastAsia" w:cstheme="majorBidi"/>
-          <w:i/>
-          <w:iCs/>
-          <w:sz w:val="16"/>
-          <w:szCs w:val="16"/>
-        </w:rPr>
-        <w:t>source: my code</w:t>
       </w:r>
     </w:p>
     <w:p>
@@ -3409,7 +3838,7 @@
       <w:pPr>
         <w:pStyle w:val="Content"/>
       </w:pPr>
-      <w:bookmarkStart w:id="4" w:name="_Toc213138963"/>
+      <w:bookmarkStart w:id="4" w:name="_Toc215264711"/>
       <w:r>
         <w:rPr>
           <w:rStyle w:val="Heading3Char"/>
@@ -3459,6 +3888,9 @@
         <w:jc w:val="center"/>
       </w:pPr>
       <w:r>
+        <w:rPr>
+          <w:noProof/>
+        </w:rPr>
         <w:drawing>
           <wp:inline distT="0" distB="0" distL="0" distR="0" wp14:anchorId="2BBBBA33" wp14:editId="4C284E68">
             <wp:extent cx="3685236" cy="3013512"/>
@@ -3475,7 +3907,7 @@
                     <pic:cNvPicPr/>
                   </pic:nvPicPr>
                   <pic:blipFill>
-                    <a:blip r:embed="rId14"/>
+                    <a:blip r:embed="rId16"/>
                     <a:stretch>
                       <a:fillRect/>
                     </a:stretch>
@@ -3553,7 +3985,7 @@
                 <w:szCs w:val="28"/>
               </w:rPr>
             </w:pPr>
-            <w:bookmarkStart w:id="5" w:name="_Toc213138964"/>
+            <w:bookmarkStart w:id="5" w:name="_Toc215264712"/>
             <w:r>
               <w:rPr>
                 <w:sz w:val="28"/>
@@ -3586,6 +4018,9 @@
               <w:jc w:val="center"/>
             </w:pPr>
             <w:r>
+              <w:rPr>
+                <w:noProof/>
+              </w:rPr>
               <w:drawing>
                 <wp:inline distT="0" distB="0" distL="0" distR="0" wp14:anchorId="567A9825" wp14:editId="1C7A0CE6">
                   <wp:extent cx="3168955" cy="2591336"/>
@@ -3602,7 +4037,7 @@
                           <pic:cNvPicPr/>
                         </pic:nvPicPr>
                         <pic:blipFill>
-                          <a:blip r:embed="rId15"/>
+                          <a:blip r:embed="rId17"/>
                           <a:stretch>
                             <a:fillRect/>
                           </a:stretch>
@@ -3659,13 +4094,6 @@
               </w:rPr>
               <w:br/>
             </w:r>
-            <w:r>
-              <w:rPr>
-                <w:sz w:val="16"/>
-                <w:szCs w:val="12"/>
-              </w:rPr>
-              <w:t>source: my code</w:t>
-            </w:r>
           </w:p>
           <w:p>
             <w:pPr>
@@ -3767,7 +4195,7 @@
             <w:pPr>
               <w:pStyle w:val="Heading3"/>
             </w:pPr>
-            <w:bookmarkStart w:id="6" w:name="_Toc213138965"/>
+            <w:bookmarkStart w:id="6" w:name="_Toc215264713"/>
             <w:r>
               <w:t>Petal Length Differences</w:t>
             </w:r>
@@ -3809,6 +4237,9 @@
               <w:jc w:val="center"/>
             </w:pPr>
             <w:r>
+              <w:rPr>
+                <w:noProof/>
+              </w:rPr>
               <w:drawing>
                 <wp:inline distT="0" distB="0" distL="0" distR="0" wp14:anchorId="616A0958" wp14:editId="60796273">
                   <wp:extent cx="3469228" cy="2836877"/>
@@ -3825,7 +4256,7 @@
                           <pic:cNvPicPr/>
                         </pic:nvPicPr>
                         <pic:blipFill>
-                          <a:blip r:embed="rId16"/>
+                          <a:blip r:embed="rId18"/>
                           <a:stretch>
                             <a:fillRect/>
                           </a:stretch>
@@ -3937,50 +4368,42 @@
               <w:t>length</w:t>
             </w:r>
           </w:p>
-          <w:p>
-            <w:pPr>
-              <w:jc w:val="center"/>
+          <w:p/>
+          <w:p>
+            <w:pPr>
+              <w:pStyle w:val="Heading3"/>
+            </w:pPr>
+            <w:bookmarkStart w:id="7" w:name="_Toc215264714"/>
+            <w:r>
+              <w:t>Petal width Differences</w:t>
+            </w:r>
+            <w:bookmarkEnd w:id="7"/>
+          </w:p>
+          <w:p>
+            <w:pPr>
+              <w:rPr>
+                <w:bCs/>
+              </w:rPr>
+            </w:pPr>
+          </w:p>
+          <w:p>
+            <w:pPr>
               <w:rPr>
                 <w:b w:val="0"/>
                 <w:bCs/>
-                <w:i/>
-                <w:iCs/>
-                <w:sz w:val="16"/>
-                <w:szCs w:val="12"/>
               </w:rPr>
             </w:pPr>
             <w:r>
               <w:rPr>
                 <w:b w:val="0"/>
                 <w:bCs/>
-                <w:i/>
-                <w:iCs/>
-                <w:sz w:val="16"/>
-                <w:szCs w:val="12"/>
-              </w:rPr>
-              <w:t>Source: my code</w:t>
-            </w:r>
-          </w:p>
-          <w:p/>
-          <w:p>
-            <w:pPr>
-              <w:pStyle w:val="Heading3"/>
-            </w:pPr>
-            <w:bookmarkStart w:id="7" w:name="_Toc213138966"/>
-            <w:r>
-              <w:t>Petal width Differences</w:t>
-            </w:r>
-            <w:bookmarkEnd w:id="7"/>
-          </w:p>
-          <w:p>
-            <w:pPr>
-              <w:rPr>
-                <w:bCs/>
-              </w:rPr>
-            </w:pPr>
-          </w:p>
-          <w:p>
-            <w:pPr>
+              </w:rPr>
+              <w:t xml:space="preserve">Like petal length, petal width is also a unique identifier for setosa flowers </w:t>
+            </w:r>
+          </w:p>
+          <w:p>
+            <w:pPr>
+              <w:jc w:val="center"/>
               <w:rPr>
                 <w:b w:val="0"/>
                 <w:bCs/>
@@ -3991,28 +4414,13 @@
                 <w:b w:val="0"/>
                 <w:bCs/>
               </w:rPr>
-              <w:t xml:space="preserve">Like petal length, petal width is also a unique identifier for setosa flowers </w:t>
-            </w:r>
-          </w:p>
-          <w:p>
-            <w:pPr>
-              <w:jc w:val="center"/>
+              <w:br/>
+            </w:r>
+            <w:r>
               <w:rPr>
                 <w:b w:val="0"/>
                 <w:bCs/>
-              </w:rPr>
-            </w:pPr>
-            <w:r>
-              <w:rPr>
-                <w:b w:val="0"/>
-                <w:bCs/>
-              </w:rPr>
-              <w:br/>
-            </w:r>
-            <w:r>
-              <w:rPr>
-                <w:b w:val="0"/>
-                <w:bCs/>
+                <w:noProof/>
               </w:rPr>
               <w:drawing>
                 <wp:inline distT="0" distB="0" distL="0" distR="0" wp14:anchorId="618B2E0C" wp14:editId="04C045E6">
@@ -4030,7 +4438,7 @@
                           <pic:cNvPicPr/>
                         </pic:nvPicPr>
                         <pic:blipFill>
-                          <a:blip r:embed="rId17"/>
+                          <a:blip r:embed="rId19"/>
                           <a:stretch>
                             <a:fillRect/>
                           </a:stretch>
@@ -4121,7 +4529,7 @@
                 <w:sz w:val="16"/>
                 <w:szCs w:val="12"/>
               </w:rPr>
-              <w:t>when</w:t>
+              <w:t xml:space="preserve">when it comes to </w:t>
             </w:r>
             <w:r>
               <w:rPr>
@@ -4130,56 +4538,19 @@
                 <w:sz w:val="16"/>
                 <w:szCs w:val="12"/>
               </w:rPr>
-              <w:t xml:space="preserve"> it comes to </w:t>
-            </w:r>
-            <w:r>
-              <w:rPr>
-                <w:i/>
-                <w:iCs/>
-                <w:sz w:val="16"/>
-                <w:szCs w:val="12"/>
-              </w:rPr>
-              <w:t xml:space="preserve">petal </w:t>
-            </w:r>
-            <w:r>
-              <w:rPr>
-                <w:i/>
-                <w:iCs/>
-                <w:sz w:val="16"/>
-                <w:szCs w:val="12"/>
-              </w:rPr>
-              <w:t>width</w:t>
-            </w:r>
-          </w:p>
-          <w:p>
-            <w:pPr>
-              <w:jc w:val="center"/>
-              <w:rPr>
-                <w:b w:val="0"/>
-                <w:bCs/>
-                <w:i/>
-                <w:iCs/>
-                <w:sz w:val="16"/>
-                <w:szCs w:val="12"/>
-              </w:rPr>
-            </w:pPr>
-            <w:r>
-              <w:rPr>
-                <w:b w:val="0"/>
-                <w:bCs/>
-                <w:i/>
-                <w:iCs/>
-                <w:sz w:val="16"/>
-                <w:szCs w:val="12"/>
-              </w:rPr>
-              <w:t>Source: my code</w:t>
+              <w:t>petal width</w:t>
             </w:r>
           </w:p>
           <w:p>
             <w:pPr>
               <w:pStyle w:val="Heading3"/>
             </w:pPr>
-            <w:bookmarkStart w:id="8" w:name="_Toc213138967"/>
+          </w:p>
+          <w:p>
+            <w:pPr>
+              <w:pStyle w:val="Heading3"/>
+            </w:pPr>
+            <w:bookmarkStart w:id="8" w:name="_Toc215264715"/>
             <w:r>
               <w:lastRenderedPageBreak/>
               <w:t>Summary of feature differences</w:t>
@@ -4533,23 +4904,7 @@
                 <w:szCs w:val="20"/>
                 <w:lang w:val="en-IE"/>
               </w:rPr>
-              <w:t xml:space="preserve"> in a machine learning model. While Setosa can be easily spotted by its small petals, distinguishing between Versicolor and Virginica requires </w:t>
-            </w:r>
-            <w:r>
-              <w:rPr>
-                <w:iCs/>
-                <w:szCs w:val="20"/>
-                <w:lang w:val="en-IE"/>
-              </w:rPr>
-              <w:t>analysing</w:t>
-            </w:r>
-            <w:r>
-              <w:rPr>
-                <w:iCs/>
-                <w:szCs w:val="20"/>
-                <w:lang w:val="en-IE"/>
-              </w:rPr>
-              <w:t xml:space="preserve"> the combination of sepal and petal measurements to find the subtle patterns that separate them.</w:t>
+              <w:t> in a machine learning model. While Setosa can be easily spotted by its small petals, distinguishing between Versicolor and Virginica requires analysing the combination of sepal and petal measurements to find the subtle patterns that separate them.</w:t>
             </w:r>
           </w:p>
           <w:p>
@@ -4661,7 +5016,7 @@
                 <w:lang w:val="en-IE"/>
               </w:rPr>
             </w:pPr>
-            <w:bookmarkStart w:id="9" w:name="_Toc213138968"/>
+            <w:bookmarkStart w:id="9" w:name="_Toc215264716"/>
             <w:r>
               <w:rPr>
                 <w:rStyle w:val="Heading2Char"/>
@@ -4821,6 +5176,9 @@
               <w:br/>
             </w:r>
             <w:r>
+              <w:rPr>
+                <w:noProof/>
+              </w:rPr>
               <w:drawing>
                 <wp:inline distT="0" distB="0" distL="0" distR="0" wp14:anchorId="40948A9C" wp14:editId="7CC0EEED">
                   <wp:extent cx="5169981" cy="4679832"/>
@@ -4837,7 +5195,7 @@
                           <pic:cNvPicPr/>
                         </pic:nvPicPr>
                         <pic:blipFill>
-                          <a:blip r:embed="rId18"/>
+                          <a:blip r:embed="rId20"/>
                           <a:stretch>
                             <a:fillRect/>
                           </a:stretch>
@@ -4907,37 +5265,31 @@
           <w:p>
             <w:pPr>
               <w:jc w:val="center"/>
-              <w:rPr>
-                <w:b w:val="0"/>
-                <w:bCs/>
+            </w:pPr>
+          </w:p>
+          <w:p>
+            <w:pPr>
+              <w:pStyle w:val="Content"/>
+              <w:rPr>
+                <w:iCs/>
+                <w:szCs w:val="20"/>
+              </w:rPr>
+            </w:pPr>
+          </w:p>
+          <w:p>
+            <w:pPr>
+              <w:pStyle w:val="Content"/>
+              <w:rPr>
                 <w:i/>
-                <w:iCs/>
-                <w:sz w:val="16"/>
-                <w:szCs w:val="12"/>
-              </w:rPr>
-            </w:pPr>
-            <w:r>
-              <w:rPr>
-                <w:b w:val="0"/>
-                <w:bCs/>
+                <w:szCs w:val="20"/>
+              </w:rPr>
+            </w:pPr>
+          </w:p>
+          <w:p>
+            <w:pPr>
+              <w:pStyle w:val="Content"/>
+              <w:rPr>
                 <w:i/>
-                <w:iCs/>
-                <w:sz w:val="16"/>
-                <w:szCs w:val="12"/>
-              </w:rPr>
-              <w:t>Source: my code</w:t>
-            </w:r>
-          </w:p>
-          <w:p>
-            <w:pPr>
-              <w:jc w:val="center"/>
-            </w:pPr>
-          </w:p>
-          <w:p>
-            <w:pPr>
-              <w:pStyle w:val="Content"/>
-              <w:rPr>
-                <w:iCs/>
                 <w:szCs w:val="20"/>
               </w:rPr>
             </w:pPr>
@@ -4953,28 +5305,11 @@
           </w:p>
           <w:p>
             <w:pPr>
-              <w:pStyle w:val="Content"/>
-              <w:rPr>
-                <w:i/>
-                <w:szCs w:val="20"/>
-              </w:rPr>
-            </w:pPr>
-          </w:p>
-          <w:p>
-            <w:pPr>
-              <w:pStyle w:val="Content"/>
-              <w:rPr>
-                <w:i/>
-                <w:szCs w:val="20"/>
-              </w:rPr>
-            </w:pPr>
-          </w:p>
-          <w:p>
-            <w:pPr>
               <w:pStyle w:val="Heading2"/>
             </w:pPr>
-            <w:bookmarkStart w:id="10" w:name="_Toc213138969"/>
-            <w:r>
+            <w:bookmarkStart w:id="10" w:name="_Toc215264717"/>
+            <w:r>
+              <w:lastRenderedPageBreak/>
               <w:t>Training the model</w:t>
             </w:r>
             <w:bookmarkEnd w:id="10"/>
@@ -5053,6 +5388,9 @@
               <w:jc w:val="center"/>
             </w:pPr>
             <w:r>
+              <w:rPr>
+                <w:noProof/>
+              </w:rPr>
               <w:drawing>
                 <wp:inline distT="0" distB="0" distL="0" distR="0" wp14:anchorId="7DC9633C" wp14:editId="485BB728">
                   <wp:extent cx="4857292" cy="712266"/>
@@ -5069,7 +5407,7 @@
                           <pic:cNvPicPr/>
                         </pic:nvPicPr>
                         <pic:blipFill>
-                          <a:blip r:embed="rId19"/>
+                          <a:blip r:embed="rId21"/>
                           <a:stretch>
                             <a:fillRect/>
                           </a:stretch>
@@ -5148,36 +5486,15 @@
                 <w:szCs w:val="12"/>
               </w:rPr>
             </w:pPr>
-            <w:r>
-              <w:rPr>
-                <w:b w:val="0"/>
-                <w:bCs/>
-                <w:i/>
-                <w:iCs/>
-                <w:sz w:val="16"/>
-                <w:szCs w:val="12"/>
-              </w:rPr>
-              <w:t>Source: my code</w:t>
-            </w:r>
           </w:p>
           <w:p>
             <w:pPr>
               <w:jc w:val="center"/>
-              <w:rPr>
-                <w:b w:val="0"/>
-                <w:bCs/>
-                <w:i/>
-                <w:iCs/>
-                <w:sz w:val="16"/>
-                <w:szCs w:val="12"/>
-              </w:rPr>
-            </w:pPr>
-          </w:p>
-          <w:p>
-            <w:pPr>
-              <w:jc w:val="center"/>
-            </w:pPr>
-            <w:r>
+            </w:pPr>
+            <w:r>
+              <w:rPr>
+                <w:noProof/>
+              </w:rPr>
               <w:drawing>
                 <wp:inline distT="0" distB="0" distL="0" distR="0" wp14:anchorId="4D41A748" wp14:editId="3C5B3525">
                   <wp:extent cx="3722133" cy="1893265"/>
@@ -5194,7 +5511,7 @@
                           <pic:cNvPicPr/>
                         </pic:nvPicPr>
                         <pic:blipFill>
-                          <a:blip r:embed="rId20"/>
+                          <a:blip r:embed="rId22"/>
                           <a:stretch>
                             <a:fillRect/>
                           </a:stretch>
@@ -5264,108 +5581,88 @@
           <w:p>
             <w:pPr>
               <w:jc w:val="center"/>
-              <w:rPr>
-                <w:b w:val="0"/>
-                <w:bCs/>
+            </w:pPr>
+          </w:p>
+          <w:p>
+            <w:pPr>
+              <w:pStyle w:val="Content"/>
+              <w:rPr>
                 <w:i/>
-                <w:iCs/>
-                <w:sz w:val="16"/>
-                <w:szCs w:val="12"/>
-              </w:rPr>
-            </w:pPr>
-            <w:r>
-              <w:rPr>
-                <w:b w:val="0"/>
-                <w:bCs/>
-                <w:i/>
-                <w:iCs/>
-                <w:sz w:val="16"/>
-                <w:szCs w:val="12"/>
-              </w:rPr>
-              <w:t>Source: my code</w:t>
-            </w:r>
-          </w:p>
+                <w:szCs w:val="20"/>
+              </w:rPr>
+            </w:pPr>
+          </w:p>
+          <w:p>
+            <w:pPr>
+              <w:pStyle w:val="Heading3"/>
+            </w:pPr>
+          </w:p>
+          <w:p>
+            <w:pPr>
+              <w:pStyle w:val="Heading3"/>
+            </w:pPr>
+          </w:p>
+          <w:p>
+            <w:pPr>
+              <w:pStyle w:val="Heading3"/>
+            </w:pPr>
+          </w:p>
+          <w:p>
+            <w:pPr>
+              <w:pStyle w:val="Heading3"/>
+            </w:pPr>
+          </w:p>
+          <w:p>
+            <w:pPr>
+              <w:pStyle w:val="Heading3"/>
+            </w:pPr>
+          </w:p>
+          <w:p/>
+          <w:p>
+            <w:pPr>
+              <w:pStyle w:val="Heading3"/>
+            </w:pPr>
+          </w:p>
+          <w:p>
+            <w:pPr>
+              <w:pStyle w:val="Heading3"/>
+            </w:pPr>
+            <w:bookmarkStart w:id="11" w:name="_Toc215264718"/>
+            <w:r>
+              <w:t>Preparing data for training using NumPy</w:t>
+            </w:r>
+            <w:bookmarkEnd w:id="11"/>
+          </w:p>
+          <w:p/>
+          <w:p>
+            <w:pPr>
+              <w:pStyle w:val="Content"/>
+            </w:pPr>
+            <w:r>
+              <w:lastRenderedPageBreak/>
+              <w:t xml:space="preserve">To clean the </w:t>
+            </w:r>
+            <w:proofErr w:type="gramStart"/>
+            <w:r>
+              <w:t>data</w:t>
+            </w:r>
+            <w:proofErr w:type="gramEnd"/>
+            <w:r>
+              <w:t xml:space="preserve"> we need to remove the </w:t>
+            </w:r>
+            <w:r>
+              <w:t>species and target name columns and just have a NumPy array of the numbers</w:t>
+            </w:r>
+          </w:p>
+          <w:p/>
           <w:p>
             <w:pPr>
               <w:jc w:val="center"/>
             </w:pPr>
-          </w:p>
-          <w:p>
-            <w:pPr>
-              <w:pStyle w:val="Content"/>
-              <w:rPr>
-                <w:i/>
-                <w:szCs w:val="20"/>
-              </w:rPr>
-            </w:pPr>
-          </w:p>
-          <w:p>
-            <w:pPr>
-              <w:pStyle w:val="Heading3"/>
-            </w:pPr>
-          </w:p>
-          <w:p>
-            <w:pPr>
-              <w:pStyle w:val="Heading3"/>
-            </w:pPr>
-          </w:p>
-          <w:p>
-            <w:pPr>
-              <w:pStyle w:val="Heading3"/>
-            </w:pPr>
-          </w:p>
-          <w:p>
-            <w:pPr>
-              <w:pStyle w:val="Heading3"/>
-            </w:pPr>
-          </w:p>
-          <w:p>
-            <w:pPr>
-              <w:pStyle w:val="Heading3"/>
-            </w:pPr>
-          </w:p>
-          <w:p/>
-          <w:p>
-            <w:pPr>
-              <w:pStyle w:val="Heading3"/>
-            </w:pPr>
-          </w:p>
-          <w:p>
-            <w:pPr>
-              <w:pStyle w:val="Heading3"/>
-            </w:pPr>
-            <w:bookmarkStart w:id="11" w:name="_Toc213138970"/>
-            <w:r>
-              <w:t>Preparing data for training using NumPy</w:t>
-            </w:r>
-            <w:bookmarkEnd w:id="11"/>
-          </w:p>
-          <w:p/>
-          <w:p>
-            <w:pPr>
-              <w:pStyle w:val="Content"/>
-            </w:pPr>
-            <w:r>
-              <w:t xml:space="preserve">To clean the </w:t>
-            </w:r>
-            <w:proofErr w:type="gramStart"/>
-            <w:r>
-              <w:t>data</w:t>
-            </w:r>
-            <w:proofErr w:type="gramEnd"/>
-            <w:r>
-              <w:t xml:space="preserve"> we need to remove the </w:t>
-            </w:r>
-            <w:r>
-              <w:t>species and target name columns and just have a NumPy array of the numbers</w:t>
-            </w:r>
-          </w:p>
-          <w:p/>
-          <w:p>
-            <w:pPr>
-              <w:jc w:val="center"/>
-            </w:pPr>
-            <w:r>
+            <w:r>
+              <w:rPr>
+                <w:noProof/>
+              </w:rPr>
               <w:drawing>
                 <wp:inline distT="0" distB="0" distL="0" distR="0" wp14:anchorId="3DB27D95" wp14:editId="045E7389">
                   <wp:extent cx="5479084" cy="1278784"/>
@@ -5382,7 +5679,7 @@
                           <pic:cNvPicPr/>
                         </pic:nvPicPr>
                         <pic:blipFill>
-                          <a:blip r:embed="rId21"/>
+                          <a:blip r:embed="rId23"/>
                           <a:stretch>
                             <a:fillRect/>
                           </a:stretch>
@@ -5428,7 +5725,7 @@
                 <w:sz w:val="16"/>
                 <w:szCs w:val="12"/>
               </w:rPr>
-              <w:t>1</w:t>
+              <w:t>11</w:t>
             </w:r>
             <w:r>
               <w:rPr>
@@ -5437,7 +5734,7 @@
                 <w:sz w:val="16"/>
                 <w:szCs w:val="12"/>
               </w:rPr>
-              <w:t>1</w:t>
+              <w:t xml:space="preserve">: </w:t>
             </w:r>
             <w:r>
               <w:rPr>
@@ -5446,25 +5743,7 @@
                 <w:sz w:val="16"/>
                 <w:szCs w:val="12"/>
               </w:rPr>
-              <w:t xml:space="preserve">: </w:t>
-            </w:r>
-            <w:r>
-              <w:rPr>
-                <w:i/>
-                <w:iCs/>
-                <w:sz w:val="16"/>
-                <w:szCs w:val="12"/>
-              </w:rPr>
-              <w:t xml:space="preserve">code showing </w:t>
-            </w:r>
-            <w:r>
-              <w:rPr>
-                <w:i/>
-                <w:iCs/>
-                <w:sz w:val="16"/>
-                <w:szCs w:val="12"/>
-              </w:rPr>
-              <w:t>before cleaning</w:t>
+              <w:t>code showing before cleaning</w:t>
             </w:r>
           </w:p>
           <w:p>
@@ -5538,6 +5817,7 @@
             <w:r>
               <w:rPr>
                 <w:i/>
+                <w:noProof/>
                 <w:szCs w:val="20"/>
               </w:rPr>
               <w:drawing>
@@ -5556,7 +5836,7 @@
                           <pic:cNvPicPr/>
                         </pic:nvPicPr>
                         <pic:blipFill>
-                          <a:blip r:embed="rId22"/>
+                          <a:blip r:embed="rId24"/>
                           <a:stretch>
                             <a:fillRect/>
                           </a:stretch>
@@ -5602,7 +5882,7 @@
                 <w:sz w:val="16"/>
                 <w:szCs w:val="12"/>
               </w:rPr>
-              <w:t>1</w:t>
+              <w:t>12</w:t>
             </w:r>
             <w:r>
               <w:rPr>
@@ -5611,7 +5891,7 @@
                 <w:sz w:val="16"/>
                 <w:szCs w:val="12"/>
               </w:rPr>
-              <w:t>2</w:t>
+              <w:t xml:space="preserve">: </w:t>
             </w:r>
             <w:r>
               <w:rPr>
@@ -5620,25 +5900,7 @@
                 <w:sz w:val="16"/>
                 <w:szCs w:val="12"/>
               </w:rPr>
-              <w:t xml:space="preserve">: </w:t>
-            </w:r>
-            <w:r>
-              <w:rPr>
-                <w:i/>
-                <w:iCs/>
-                <w:sz w:val="16"/>
-                <w:szCs w:val="12"/>
-              </w:rPr>
-              <w:t xml:space="preserve">code </w:t>
-            </w:r>
-            <w:r>
-              <w:rPr>
-                <w:i/>
-                <w:iCs/>
-                <w:sz w:val="16"/>
-                <w:szCs w:val="12"/>
-              </w:rPr>
-              <w:t>data ready for training</w:t>
+              <w:t>code data ready for training</w:t>
             </w:r>
           </w:p>
           <w:p>
@@ -5741,50 +6003,57 @@
             <w:pPr>
               <w:pStyle w:val="Heading3"/>
             </w:pPr>
-            <w:bookmarkStart w:id="12" w:name="_Toc213138971"/>
-            <w:r>
+            <w:bookmarkStart w:id="12" w:name="_Toc215264719"/>
+            <w:r>
+              <w:t>Goal</w:t>
+            </w:r>
+            <w:bookmarkEnd w:id="12"/>
+          </w:p>
+          <w:p>
+            <w:pPr>
+              <w:pStyle w:val="Content"/>
+              <w:rPr>
+                <w:iCs/>
+                <w:szCs w:val="20"/>
+              </w:rPr>
+            </w:pPr>
+            <w:r>
+              <w:rPr>
+                <w:iCs/>
+                <w:szCs w:val="20"/>
+              </w:rPr>
+              <w:t xml:space="preserve">If we had a wheel randomly spinning what a new flower might be without seeing it, what </w:t>
+            </w:r>
+            <w:proofErr w:type="gramStart"/>
+            <w:r>
+              <w:rPr>
+                <w:iCs/>
+                <w:szCs w:val="20"/>
+              </w:rPr>
+              <w:t>will</w:t>
+            </w:r>
+            <w:proofErr w:type="gramEnd"/>
+            <w:r>
+              <w:rPr>
+                <w:iCs/>
+                <w:szCs w:val="20"/>
+              </w:rPr>
+              <w:t xml:space="preserve"> we </w:t>
+            </w:r>
+            <w:r>
+              <w:rPr>
+                <w:iCs/>
+                <w:szCs w:val="20"/>
+              </w:rPr>
+              <w:t xml:space="preserve">get? Mathematically speaking it should guess correctly 1/3 of the time, </w:t>
+            </w:r>
+            <w:r>
+              <w:rPr>
+                <w:iCs/>
+                <w:szCs w:val="20"/>
+              </w:rPr>
               <w:lastRenderedPageBreak/>
-              <w:t>Goal</w:t>
-            </w:r>
-            <w:bookmarkEnd w:id="12"/>
-          </w:p>
-          <w:p>
-            <w:pPr>
-              <w:pStyle w:val="Content"/>
-              <w:rPr>
-                <w:iCs/>
-                <w:szCs w:val="20"/>
-              </w:rPr>
-            </w:pPr>
-            <w:r>
-              <w:rPr>
-                <w:iCs/>
-                <w:szCs w:val="20"/>
-              </w:rPr>
-              <w:t xml:space="preserve">If we had a wheel randomly spinning what a new flower might be without seeing it, what </w:t>
-            </w:r>
-            <w:proofErr w:type="gramStart"/>
-            <w:r>
-              <w:rPr>
-                <w:iCs/>
-                <w:szCs w:val="20"/>
-              </w:rPr>
-              <w:t>will</w:t>
-            </w:r>
-            <w:proofErr w:type="gramEnd"/>
-            <w:r>
-              <w:rPr>
-                <w:iCs/>
-                <w:szCs w:val="20"/>
-              </w:rPr>
-              <w:t xml:space="preserve"> we </w:t>
-            </w:r>
-            <w:r>
-              <w:rPr>
-                <w:iCs/>
-                <w:szCs w:val="20"/>
-              </w:rPr>
-              <w:t>get? Mathematically speaking it should guess correctly 1/3 of the time, since there are 3 options and the classes are evenly balanced. So, our goal Is to create a model that guesses the answer correctly more than 1/3 of the time</w:t>
+              <w:t>since there are 3 options and the classes are evenly balanced. So, our goal Is to create a model that guesses the answer correctly more than 1/3 of the time</w:t>
             </w:r>
           </w:p>
           <w:p>
@@ -5808,6 +6077,7 @@
             <w:r>
               <w:rPr>
                 <w:iCs/>
+                <w:noProof/>
                 <w:szCs w:val="20"/>
               </w:rPr>
               <w:drawing>
@@ -5826,7 +6096,7 @@
                           <pic:cNvPicPr/>
                         </pic:nvPicPr>
                         <pic:blipFill rotWithShape="1">
-                          <a:blip r:embed="rId23"/>
+                          <a:blip r:embed="rId25"/>
                           <a:srcRect l="7052" r="5183"/>
                           <a:stretch>
                             <a:fillRect/>
@@ -5881,7 +6151,7 @@
                 <w:sz w:val="16"/>
                 <w:szCs w:val="12"/>
               </w:rPr>
-              <w:t>1</w:t>
+              <w:t>13</w:t>
             </w:r>
             <w:r>
               <w:rPr>
@@ -5890,7 +6160,7 @@
                 <w:sz w:val="16"/>
                 <w:szCs w:val="12"/>
               </w:rPr>
-              <w:t>3</w:t>
+              <w:t xml:space="preserve">: </w:t>
             </w:r>
             <w:r>
               <w:rPr>
@@ -5899,15 +6169,6 @@
                 <w:sz w:val="16"/>
                 <w:szCs w:val="12"/>
               </w:rPr>
-              <w:t xml:space="preserve">: </w:t>
-            </w:r>
-            <w:r>
-              <w:rPr>
-                <w:i/>
-                <w:iCs/>
-                <w:sz w:val="16"/>
-                <w:szCs w:val="12"/>
-              </w:rPr>
               <w:t>spinner wheel with 3 options</w:t>
             </w:r>
           </w:p>
@@ -5934,102 +6195,38 @@
             <w:pPr>
               <w:pStyle w:val="Heading3"/>
             </w:pPr>
-          </w:p>
-          <w:p>
-            <w:pPr>
-              <w:pStyle w:val="Heading3"/>
-            </w:pPr>
-          </w:p>
-          <w:p>
-            <w:pPr>
-              <w:pStyle w:val="Heading3"/>
-            </w:pPr>
-          </w:p>
-          <w:p>
-            <w:pPr>
-              <w:pStyle w:val="Heading3"/>
-            </w:pPr>
-          </w:p>
-          <w:p>
-            <w:pPr>
-              <w:pStyle w:val="Heading3"/>
-            </w:pPr>
-          </w:p>
-          <w:p>
-            <w:pPr>
-              <w:pStyle w:val="Heading3"/>
-            </w:pPr>
-          </w:p>
-          <w:p>
-            <w:pPr>
-              <w:pStyle w:val="Heading3"/>
-            </w:pPr>
-          </w:p>
-          <w:p>
-            <w:pPr>
-              <w:pStyle w:val="Heading3"/>
-            </w:pPr>
-          </w:p>
-          <w:p>
-            <w:pPr>
-              <w:pStyle w:val="Heading3"/>
-            </w:pPr>
-          </w:p>
-          <w:p>
-            <w:pPr>
-              <w:pStyle w:val="Heading3"/>
-            </w:pPr>
-          </w:p>
-          <w:p>
-            <w:pPr>
-              <w:pStyle w:val="Heading3"/>
-            </w:pPr>
-          </w:p>
-          <w:p>
-            <w:pPr>
-              <w:pStyle w:val="Heading3"/>
-            </w:pPr>
-          </w:p>
-          <w:p>
-            <w:pPr>
-              <w:pStyle w:val="Heading3"/>
-            </w:pPr>
+            <w:bookmarkStart w:id="13" w:name="_Toc215264720"/>
+            <w:r>
+              <w:t>Simple Classification rules using petal length</w:t>
+            </w:r>
+            <w:bookmarkEnd w:id="13"/>
+          </w:p>
+          <w:p/>
+          <w:p>
+            <w:pPr>
+              <w:rPr>
+                <w:b w:val="0"/>
+                <w:bCs/>
+              </w:rPr>
+            </w:pPr>
+            <w:r>
+              <w:rPr>
+                <w:b w:val="0"/>
+                <w:bCs/>
+              </w:rPr>
+              <w:t>Using this graph again</w:t>
+            </w:r>
           </w:p>
           <w:p/>
           <w:p/>
           <w:p>
             <w:pPr>
-              <w:pStyle w:val="Heading3"/>
-            </w:pPr>
-            <w:bookmarkStart w:id="13" w:name="_Toc213138972"/>
-            <w:r>
-              <w:t>Simple Classification rules using petal length</w:t>
-            </w:r>
-            <w:bookmarkEnd w:id="13"/>
-          </w:p>
-          <w:p/>
-          <w:p>
-            <w:pPr>
-              <w:rPr>
-                <w:b w:val="0"/>
-                <w:bCs/>
-              </w:rPr>
-            </w:pPr>
-            <w:r>
-              <w:rPr>
-                <w:b w:val="0"/>
-                <w:bCs/>
-              </w:rPr>
-              <w:t>Using this graph again</w:t>
-            </w:r>
-          </w:p>
-          <w:p/>
-          <w:p/>
-          <w:p>
-            <w:pPr>
               <w:jc w:val="center"/>
             </w:pPr>
             <w:r>
+              <w:rPr>
+                <w:noProof/>
+              </w:rPr>
               <w:drawing>
                 <wp:inline distT="0" distB="0" distL="0" distR="0" wp14:anchorId="32636F7C" wp14:editId="19F323F9">
                   <wp:extent cx="5941726" cy="2254961"/>
@@ -6046,7 +6243,7 @@
                           <pic:cNvPicPr/>
                         </pic:nvPicPr>
                         <pic:blipFill rotWithShape="1">
-                          <a:blip r:embed="rId24"/>
+                          <a:blip r:embed="rId26"/>
                           <a:srcRect t="2386"/>
                           <a:stretch>
                             <a:fillRect/>
@@ -6103,7 +6300,7 @@
                 <w:sz w:val="16"/>
                 <w:szCs w:val="12"/>
               </w:rPr>
-              <w:t>1</w:t>
+              <w:t>14</w:t>
             </w:r>
             <w:r>
               <w:rPr>
@@ -6112,7 +6309,7 @@
                 <w:sz w:val="16"/>
                 <w:szCs w:val="12"/>
               </w:rPr>
-              <w:t>4</w:t>
+              <w:t xml:space="preserve">: </w:t>
             </w:r>
             <w:r>
               <w:rPr>
@@ -6121,32 +6318,23 @@
                 <w:sz w:val="16"/>
                 <w:szCs w:val="12"/>
               </w:rPr>
-              <w:t xml:space="preserve">: </w:t>
-            </w:r>
-            <w:r>
-              <w:rPr>
-                <w:i/>
-                <w:iCs/>
+              <w:t>data features graphed against each other showing some classification</w:t>
+            </w:r>
+          </w:p>
+          <w:p>
+            <w:pPr>
+              <w:pStyle w:val="Content"/>
+              <w:jc w:val="center"/>
+              <w:rPr>
                 <w:sz w:val="16"/>
                 <w:szCs w:val="12"/>
               </w:rPr>
-              <w:t>data features graphed against each other showing some classification</w:t>
-            </w:r>
-          </w:p>
-          <w:p>
-            <w:pPr>
-              <w:pStyle w:val="Content"/>
-              <w:jc w:val="center"/>
+            </w:pPr>
+            <w:r>
               <w:rPr>
                 <w:sz w:val="16"/>
                 <w:szCs w:val="12"/>
               </w:rPr>
-            </w:pPr>
-            <w:r>
-              <w:rPr>
-                <w:sz w:val="16"/>
-                <w:szCs w:val="12"/>
-              </w:rPr>
               <w:t>Source: my code</w:t>
             </w:r>
           </w:p>
@@ -6157,6 +6345,7 @@
           </w:p>
           <w:p>
             <w:r>
+              <w:lastRenderedPageBreak/>
               <w:t>We can see that</w:t>
             </w:r>
           </w:p>
@@ -6265,6 +6454,7 @@
             <w:r>
               <w:rPr>
                 <w:iCs/>
+                <w:noProof/>
                 <w:szCs w:val="20"/>
               </w:rPr>
               <w:drawing>
@@ -6283,7 +6473,7 @@
                           <pic:cNvPicPr/>
                         </pic:nvPicPr>
                         <pic:blipFill>
-                          <a:blip r:embed="rId25"/>
+                          <a:blip r:embed="rId27"/>
                           <a:stretch>
                             <a:fillRect/>
                           </a:stretch>
@@ -6331,7 +6521,7 @@
                 <w:sz w:val="16"/>
                 <w:szCs w:val="12"/>
               </w:rPr>
-              <w:t>1</w:t>
+              <w:t>15</w:t>
             </w:r>
             <w:r>
               <w:rPr>
@@ -6340,7 +6530,7 @@
                 <w:sz w:val="16"/>
                 <w:szCs w:val="12"/>
               </w:rPr>
-              <w:t>5</w:t>
+              <w:t xml:space="preserve">: </w:t>
             </w:r>
             <w:r>
               <w:rPr>
@@ -6349,32 +6539,23 @@
                 <w:sz w:val="16"/>
                 <w:szCs w:val="12"/>
               </w:rPr>
-              <w:t xml:space="preserve">: </w:t>
-            </w:r>
-            <w:r>
-              <w:rPr>
-                <w:i/>
-                <w:iCs/>
+              <w:t>single feature guessing without any learning</w:t>
+            </w:r>
+          </w:p>
+          <w:p>
+            <w:pPr>
+              <w:pStyle w:val="Content"/>
+              <w:jc w:val="center"/>
+              <w:rPr>
                 <w:sz w:val="16"/>
                 <w:szCs w:val="12"/>
               </w:rPr>
-              <w:t>single feature guessing without any learning</w:t>
-            </w:r>
-          </w:p>
-          <w:p>
-            <w:pPr>
-              <w:pStyle w:val="Content"/>
-              <w:jc w:val="center"/>
+            </w:pPr>
+            <w:r>
               <w:rPr>
                 <w:sz w:val="16"/>
                 <w:szCs w:val="12"/>
               </w:rPr>
-            </w:pPr>
-            <w:r>
-              <w:rPr>
-                <w:sz w:val="16"/>
-                <w:szCs w:val="12"/>
-              </w:rPr>
               <w:t>Source: my code</w:t>
             </w:r>
           </w:p>
@@ -6390,9 +6571,9 @@
             <w:r>
               <w:rPr>
                 <w:iCs/>
-                <w:szCs w:val="20"/>
-              </w:rPr>
-              <w:lastRenderedPageBreak/>
+                <w:noProof/>
+                <w:szCs w:val="20"/>
+              </w:rPr>
               <w:drawing>
                 <wp:inline distT="0" distB="0" distL="0" distR="0" wp14:anchorId="51F9A8E1" wp14:editId="7DAB276A">
                   <wp:extent cx="3535267" cy="1994992"/>
@@ -6409,7 +6590,7 @@
                           <pic:cNvPicPr/>
                         </pic:nvPicPr>
                         <pic:blipFill>
-                          <a:blip r:embed="rId26"/>
+                          <a:blip r:embed="rId28"/>
                           <a:stretch>
                             <a:fillRect/>
                           </a:stretch>
@@ -6457,7 +6638,7 @@
                 <w:sz w:val="16"/>
                 <w:szCs w:val="12"/>
               </w:rPr>
-              <w:t>1</w:t>
+              <w:t>16</w:t>
             </w:r>
             <w:r>
               <w:rPr>
@@ -6466,7 +6647,7 @@
                 <w:sz w:val="16"/>
                 <w:szCs w:val="12"/>
               </w:rPr>
-              <w:t>6</w:t>
+              <w:t xml:space="preserve">: </w:t>
             </w:r>
             <w:r>
               <w:rPr>
@@ -6475,63 +6656,54 @@
                 <w:sz w:val="16"/>
                 <w:szCs w:val="12"/>
               </w:rPr>
-              <w:t xml:space="preserve">: </w:t>
-            </w:r>
-            <w:r>
-              <w:rPr>
-                <w:i/>
-                <w:iCs/>
+              <w:t>output of manual guessing with the training data</w:t>
+            </w:r>
+          </w:p>
+          <w:p>
+            <w:pPr>
+              <w:pStyle w:val="Content"/>
+              <w:jc w:val="center"/>
+              <w:rPr>
                 <w:sz w:val="16"/>
                 <w:szCs w:val="12"/>
               </w:rPr>
-              <w:t>output of manual guessing with the training data</w:t>
-            </w:r>
-          </w:p>
-          <w:p>
-            <w:pPr>
-              <w:pStyle w:val="Content"/>
-              <w:jc w:val="center"/>
+            </w:pPr>
+            <w:r>
               <w:rPr>
                 <w:sz w:val="16"/>
                 <w:szCs w:val="12"/>
               </w:rPr>
-            </w:pPr>
-            <w:r>
+              <w:t>Source: my code</w:t>
+            </w:r>
+          </w:p>
+          <w:p>
+            <w:pPr>
+              <w:pStyle w:val="Content"/>
+              <w:jc w:val="center"/>
               <w:rPr>
                 <w:sz w:val="16"/>
                 <w:szCs w:val="12"/>
               </w:rPr>
-              <w:t>Source: my code</w:t>
-            </w:r>
+            </w:pPr>
+          </w:p>
+          <w:p>
+            <w:pPr>
+              <w:pStyle w:val="Content"/>
+            </w:pPr>
+            <w:r>
+              <w:t xml:space="preserve">We can see that the manual guessing was pretty accurate </w:t>
+            </w:r>
+          </w:p>
+          <w:p>
+            <w:pPr>
+              <w:pStyle w:val="Content"/>
+            </w:pPr>
           </w:p>
           <w:p>
             <w:pPr>
               <w:pStyle w:val="Content"/>
               <w:jc w:val="center"/>
               <w:rPr>
-                <w:sz w:val="16"/>
-                <w:szCs w:val="12"/>
-              </w:rPr>
-            </w:pPr>
-          </w:p>
-          <w:p>
-            <w:pPr>
-              <w:pStyle w:val="Content"/>
-            </w:pPr>
-            <w:r>
-              <w:t xml:space="preserve">We can see that the manual guessing was pretty accurate </w:t>
-            </w:r>
-          </w:p>
-          <w:p>
-            <w:pPr>
-              <w:pStyle w:val="Content"/>
-            </w:pPr>
-          </w:p>
-          <w:p>
-            <w:pPr>
-              <w:pStyle w:val="Content"/>
-              <w:jc w:val="center"/>
-              <w:rPr>
                 <w:i/>
                 <w:szCs w:val="20"/>
               </w:rPr>
@@ -6539,6 +6711,7 @@
             <w:r>
               <w:rPr>
                 <w:i/>
+                <w:noProof/>
                 <w:szCs w:val="20"/>
               </w:rPr>
               <w:drawing>
@@ -6557,7 +6730,7 @@
                           <pic:cNvPicPr/>
                         </pic:nvPicPr>
                         <pic:blipFill>
-                          <a:blip r:embed="rId27"/>
+                          <a:blip r:embed="rId29"/>
                           <a:stretch>
                             <a:fillRect/>
                           </a:stretch>
@@ -6632,175 +6805,14 @@
                 <w:sz w:val="16"/>
                 <w:szCs w:val="12"/>
               </w:rPr>
-              <w:t xml:space="preserve">output of manual guessing </w:t>
-            </w:r>
-            <w:r>
-              <w:rPr>
-                <w:i/>
-                <w:iCs/>
-                <w:sz w:val="16"/>
-                <w:szCs w:val="12"/>
-              </w:rPr>
-              <w:t>mean</w:t>
-            </w:r>
-          </w:p>
-          <w:p>
-            <w:pPr>
-              <w:pStyle w:val="Content"/>
-              <w:jc w:val="center"/>
-              <w:rPr>
-                <w:sz w:val="16"/>
-                <w:szCs w:val="12"/>
-              </w:rPr>
-            </w:pPr>
-            <w:r>
-              <w:rPr>
-                <w:sz w:val="16"/>
-                <w:szCs w:val="12"/>
-              </w:rPr>
-              <w:t>Source: my code</w:t>
-            </w:r>
-          </w:p>
-          <w:p>
-            <w:pPr>
-              <w:pStyle w:val="Content"/>
-              <w:rPr>
-                <w:iCs/>
-                <w:szCs w:val="20"/>
-              </w:rPr>
-            </w:pPr>
-          </w:p>
-          <w:p>
-            <w:pPr>
-              <w:pStyle w:val="Content"/>
-              <w:rPr>
-                <w:iCs/>
-                <w:szCs w:val="20"/>
-              </w:rPr>
-            </w:pPr>
-          </w:p>
-          <w:p>
-            <w:pPr>
-              <w:pStyle w:val="Content"/>
-              <w:rPr>
-                <w:iCs/>
-                <w:szCs w:val="20"/>
-              </w:rPr>
-            </w:pPr>
-          </w:p>
-          <w:p>
-            <w:pPr>
-              <w:pStyle w:val="Content"/>
-              <w:rPr>
-                <w:iCs/>
-                <w:szCs w:val="20"/>
-              </w:rPr>
-            </w:pPr>
-          </w:p>
-          <w:p>
-            <w:pPr>
-              <w:pStyle w:val="Content"/>
-              <w:rPr>
-                <w:iCs/>
-                <w:szCs w:val="20"/>
-              </w:rPr>
-            </w:pPr>
-          </w:p>
-          <w:p>
-            <w:pPr>
-              <w:pStyle w:val="Content"/>
-              <w:rPr>
-                <w:iCs/>
-                <w:szCs w:val="20"/>
-              </w:rPr>
-            </w:pPr>
-          </w:p>
-          <w:p>
-            <w:pPr>
-              <w:pStyle w:val="Content"/>
-              <w:rPr>
-                <w:iCs/>
-                <w:szCs w:val="20"/>
-              </w:rPr>
-            </w:pPr>
-          </w:p>
-          <w:p>
-            <w:pPr>
-              <w:pStyle w:val="Content"/>
-              <w:rPr>
-                <w:iCs/>
-                <w:szCs w:val="20"/>
-              </w:rPr>
-            </w:pPr>
-          </w:p>
-          <w:p>
-            <w:pPr>
-              <w:pStyle w:val="Content"/>
-              <w:rPr>
-                <w:iCs/>
-                <w:szCs w:val="20"/>
-              </w:rPr>
-            </w:pPr>
-          </w:p>
-          <w:p>
-            <w:pPr>
-              <w:pStyle w:val="Content"/>
-              <w:rPr>
-                <w:iCs/>
-                <w:szCs w:val="20"/>
-              </w:rPr>
-            </w:pPr>
-          </w:p>
-          <w:p>
-            <w:pPr>
-              <w:pStyle w:val="Content"/>
-              <w:rPr>
-                <w:iCs/>
-                <w:szCs w:val="20"/>
-              </w:rPr>
-            </w:pPr>
-          </w:p>
-          <w:p>
-            <w:pPr>
-              <w:pStyle w:val="Content"/>
-              <w:rPr>
-                <w:iCs/>
-                <w:szCs w:val="20"/>
-              </w:rPr>
-            </w:pPr>
-          </w:p>
-          <w:p>
-            <w:pPr>
-              <w:pStyle w:val="Content"/>
-              <w:rPr>
-                <w:iCs/>
-                <w:szCs w:val="20"/>
-              </w:rPr>
-            </w:pPr>
-          </w:p>
-          <w:p>
-            <w:pPr>
-              <w:pStyle w:val="Content"/>
-              <w:rPr>
-                <w:iCs/>
-                <w:szCs w:val="20"/>
-              </w:rPr>
-            </w:pPr>
-          </w:p>
-          <w:p>
-            <w:pPr>
-              <w:pStyle w:val="Content"/>
-              <w:rPr>
-                <w:iCs/>
-                <w:szCs w:val="20"/>
-              </w:rPr>
-            </w:pPr>
+              <w:t>output of manual guessing mean</w:t>
+            </w:r>
           </w:p>
           <w:p>
             <w:pPr>
               <w:pStyle w:val="Heading2"/>
             </w:pPr>
-            <w:bookmarkStart w:id="14" w:name="_Toc213138973"/>
+            <w:bookmarkStart w:id="14" w:name="_Toc215264721"/>
             <w:r>
               <w:lastRenderedPageBreak/>
               <w:t>Modelling using logistic regression</w:t>
@@ -6854,7 +6866,7 @@
                           </pic:cNvPicPr>
                         </pic:nvPicPr>
                         <pic:blipFill>
-                          <a:blip r:embed="rId28">
+                          <a:blip r:embed="rId30">
                             <a:extLst>
                               <a:ext uri="{28A0092B-C50C-407E-A947-70E740481C1C}">
                                 <a14:useLocalDpi xmlns:a14="http://schemas.microsoft.com/office/drawing/2010/main" val="0"/>
@@ -6913,7 +6925,7 @@
                 <w:sz w:val="16"/>
                 <w:szCs w:val="12"/>
               </w:rPr>
-              <w:t>1</w:t>
+              <w:t>18</w:t>
             </w:r>
             <w:r>
               <w:rPr>
@@ -6922,7 +6934,7 @@
                 <w:sz w:val="16"/>
                 <w:szCs w:val="12"/>
               </w:rPr>
-              <w:t>8</w:t>
+              <w:t xml:space="preserve">: </w:t>
             </w:r>
             <w:r>
               <w:rPr>
@@ -6931,39 +6943,31 @@
                 <w:sz w:val="16"/>
                 <w:szCs w:val="12"/>
               </w:rPr>
-              <w:t xml:space="preserve">: </w:t>
-            </w:r>
-            <w:r>
+              <w:t>logistic regression</w:t>
+            </w:r>
+          </w:p>
+          <w:p>
+            <w:pPr>
+              <w:pStyle w:val="Content"/>
               <w:rPr>
                 <w:i/>
-                <w:iCs/>
-                <w:sz w:val="16"/>
-                <w:szCs w:val="12"/>
-              </w:rPr>
-              <w:t>logistic regression</w:t>
-            </w:r>
-          </w:p>
-          <w:p>
-            <w:pPr>
-              <w:pStyle w:val="Content"/>
+                <w:szCs w:val="20"/>
+              </w:rPr>
+            </w:pPr>
+          </w:p>
+          <w:p>
+            <w:pPr>
+              <w:pStyle w:val="Content"/>
+              <w:jc w:val="center"/>
               <w:rPr>
                 <w:i/>
                 <w:szCs w:val="20"/>
               </w:rPr>
             </w:pPr>
-          </w:p>
-          <w:p>
-            <w:pPr>
-              <w:pStyle w:val="Content"/>
-              <w:jc w:val="center"/>
+            <w:r>
               <w:rPr>
                 <w:i/>
-                <w:szCs w:val="20"/>
-              </w:rPr>
-            </w:pPr>
-            <w:r>
-              <w:rPr>
-                <w:i/>
+                <w:noProof/>
                 <w:szCs w:val="20"/>
               </w:rPr>
               <w:drawing>
@@ -6982,7 +6986,7 @@
                           <pic:cNvPicPr/>
                         </pic:nvPicPr>
                         <pic:blipFill>
-                          <a:blip r:embed="rId29"/>
+                          <a:blip r:embed="rId31"/>
                           <a:stretch>
                             <a:fillRect/>
                           </a:stretch>
@@ -7030,7 +7034,7 @@
                 <w:sz w:val="16"/>
                 <w:szCs w:val="12"/>
               </w:rPr>
-              <w:t>1</w:t>
+              <w:t>19</w:t>
             </w:r>
             <w:r>
               <w:rPr>
@@ -7039,7 +7043,7 @@
                 <w:sz w:val="16"/>
                 <w:szCs w:val="12"/>
               </w:rPr>
-              <w:t>9</w:t>
+              <w:t xml:space="preserve">: </w:t>
             </w:r>
             <w:r>
               <w:rPr>
@@ -7048,7 +7052,7 @@
                 <w:sz w:val="16"/>
                 <w:szCs w:val="12"/>
               </w:rPr>
-              <w:t xml:space="preserve">: </w:t>
+              <w:t xml:space="preserve">data training using </w:t>
             </w:r>
             <w:r>
               <w:rPr>
@@ -7057,38 +7061,38 @@
                 <w:sz w:val="16"/>
                 <w:szCs w:val="12"/>
               </w:rPr>
-              <w:t xml:space="preserve">data training using </w:t>
-            </w:r>
-            <w:r>
+              <w:t>logistic regression</w:t>
+            </w:r>
+          </w:p>
+          <w:p>
+            <w:pPr>
+              <w:pStyle w:val="Content"/>
+              <w:jc w:val="center"/>
               <w:rPr>
                 <w:i/>
                 <w:iCs/>
                 <w:sz w:val="16"/>
                 <w:szCs w:val="12"/>
               </w:rPr>
-              <w:t>logistic regression</w:t>
-            </w:r>
-          </w:p>
-          <w:p>
-            <w:pPr>
-              <w:pStyle w:val="Content"/>
-              <w:jc w:val="center"/>
+            </w:pPr>
+            <w:r>
               <w:rPr>
                 <w:i/>
                 <w:iCs/>
                 <w:sz w:val="16"/>
                 <w:szCs w:val="12"/>
               </w:rPr>
-            </w:pPr>
-            <w:r>
+              <w:t>Source: my code</w:t>
+            </w:r>
+          </w:p>
+          <w:p>
+            <w:pPr>
+              <w:pStyle w:val="Content"/>
               <w:rPr>
                 <w:i/>
-                <w:iCs/>
-                <w:sz w:val="16"/>
-                <w:szCs w:val="12"/>
-              </w:rPr>
-              <w:t>Source: my code</w:t>
-            </w:r>
+                <w:szCs w:val="20"/>
+              </w:rPr>
+            </w:pPr>
           </w:p>
           <w:p>
             <w:pPr>
@@ -7107,35 +7111,27 @@
                 <w:szCs w:val="20"/>
               </w:rPr>
             </w:pPr>
-          </w:p>
-          <w:p>
-            <w:pPr>
-              <w:pStyle w:val="Content"/>
+            <w:r>
               <w:rPr>
                 <w:i/>
                 <w:szCs w:val="20"/>
               </w:rPr>
-            </w:pPr>
-            <w:r>
+              <w:t>Note:</w:t>
+            </w:r>
+          </w:p>
+          <w:p>
+            <w:pPr>
+              <w:pStyle w:val="Content"/>
+              <w:jc w:val="center"/>
               <w:rPr>
                 <w:i/>
                 <w:szCs w:val="20"/>
               </w:rPr>
-              <w:t>Note:</w:t>
-            </w:r>
-          </w:p>
-          <w:p>
-            <w:pPr>
-              <w:pStyle w:val="Content"/>
-              <w:jc w:val="center"/>
+            </w:pPr>
+            <w:r>
               <w:rPr>
                 <w:i/>
-                <w:szCs w:val="20"/>
-              </w:rPr>
-            </w:pPr>
-            <w:r>
-              <w:rPr>
-                <w:i/>
+                <w:noProof/>
                 <w:szCs w:val="20"/>
               </w:rPr>
               <w:drawing>
@@ -7154,7 +7150,7 @@
                           <pic:cNvPicPr/>
                         </pic:nvPicPr>
                         <pic:blipFill>
-                          <a:blip r:embed="rId30"/>
+                          <a:blip r:embed="rId32"/>
                           <a:stretch>
                             <a:fillRect/>
                           </a:stretch>
@@ -7226,52 +7222,27 @@
           <w:p>
             <w:pPr>
               <w:pStyle w:val="Content"/>
-              <w:jc w:val="center"/>
               <w:rPr>
                 <w:i/>
-                <w:iCs/>
-                <w:sz w:val="16"/>
-                <w:szCs w:val="12"/>
-              </w:rPr>
-            </w:pPr>
-            <w:r>
-              <w:rPr>
-                <w:i/>
-                <w:iCs/>
-                <w:sz w:val="16"/>
-                <w:szCs w:val="12"/>
-              </w:rPr>
-              <w:t>Source: my code</w:t>
-            </w:r>
-          </w:p>
-          <w:p>
-            <w:pPr>
-              <w:pStyle w:val="Content"/>
-              <w:rPr>
-                <w:i/>
-                <w:szCs w:val="20"/>
-              </w:rPr>
-            </w:pPr>
-          </w:p>
-          <w:p>
-            <w:pPr>
-              <w:pStyle w:val="Content"/>
-              <w:rPr>
-                <w:iCs/>
-                <w:szCs w:val="20"/>
-              </w:rPr>
-            </w:pPr>
-            <w:proofErr w:type="spellStart"/>
-            <w:proofErr w:type="gramStart"/>
-            <w:r>
-              <w:rPr>
-                <w:iCs/>
-                <w:szCs w:val="20"/>
-              </w:rPr>
-              <w:t>Lets</w:t>
-            </w:r>
-            <w:proofErr w:type="spellEnd"/>
-            <w:proofErr w:type="gramEnd"/>
+                <w:szCs w:val="20"/>
+              </w:rPr>
+            </w:pPr>
+          </w:p>
+          <w:p>
+            <w:pPr>
+              <w:pStyle w:val="Content"/>
+              <w:rPr>
+                <w:iCs/>
+                <w:szCs w:val="20"/>
+              </w:rPr>
+            </w:pPr>
+            <w:r>
+              <w:rPr>
+                <w:iCs/>
+                <w:szCs w:val="20"/>
+              </w:rPr>
+              <w:t>Let’s</w:t>
+            </w:r>
             <w:r>
               <w:rPr>
                 <w:iCs/>
@@ -7307,6 +7278,7 @@
             <w:r>
               <w:rPr>
                 <w:iCs/>
+                <w:noProof/>
                 <w:szCs w:val="20"/>
               </w:rPr>
               <w:drawing>
@@ -7325,7 +7297,7 @@
                           <pic:cNvPicPr/>
                         </pic:nvPicPr>
                         <pic:blipFill>
-                          <a:blip r:embed="rId31"/>
+                          <a:blip r:embed="rId33"/>
                           <a:stretch>
                             <a:fillRect/>
                           </a:stretch>
@@ -7397,6 +7369,7 @@
             <w:r>
               <w:rPr>
                 <w:iCs/>
+                <w:noProof/>
                 <w:szCs w:val="20"/>
               </w:rPr>
               <w:drawing>
@@ -7415,7 +7388,7 @@
                           <pic:cNvPicPr/>
                         </pic:nvPicPr>
                         <pic:blipFill>
-                          <a:blip r:embed="rId32"/>
+                          <a:blip r:embed="rId34"/>
                           <a:stretch>
                             <a:fillRect/>
                           </a:stretch>
@@ -7447,23 +7420,1523 @@
           </w:p>
           <w:p>
             <w:pPr>
+              <w:pStyle w:val="Content"/>
+              <w:rPr>
+                <w:iCs/>
+                <w:szCs w:val="20"/>
+              </w:rPr>
+            </w:pPr>
+          </w:p>
+          <w:p>
+            <w:pPr>
               <w:pStyle w:val="Heading2"/>
             </w:pPr>
-            <w:bookmarkStart w:id="15" w:name="_Toc213138974"/>
+            <w:bookmarkStart w:id="15" w:name="_Toc215264722"/>
+            <w:r>
+              <w:lastRenderedPageBreak/>
+              <w:t>Project Report</w:t>
+            </w:r>
+            <w:bookmarkEnd w:id="15"/>
+          </w:p>
+          <w:p>
+            <w:pPr>
+              <w:pStyle w:val="Heading3"/>
+            </w:pPr>
+            <w:bookmarkStart w:id="16" w:name="_Toc215264723"/>
+            <w:r>
+              <w:t>Technology Stack and Reasoning</w:t>
+            </w:r>
+            <w:bookmarkEnd w:id="16"/>
+          </w:p>
+          <w:p/>
+          <w:p>
+            <w:pPr>
+              <w:pStyle w:val="Content"/>
+              <w:rPr>
+                <w:b/>
+                <w:bCs/>
+                <w:sz w:val="24"/>
+                <w:szCs w:val="21"/>
+                <w:lang w:val="en-IE"/>
+              </w:rPr>
+            </w:pPr>
+            <w:r>
+              <w:rPr>
+                <w:b/>
+                <w:bCs/>
+                <w:sz w:val="24"/>
+                <w:szCs w:val="21"/>
+                <w:lang w:val="en-IE"/>
+              </w:rPr>
+              <w:t>Technology Stack &amp; Reasoning</w:t>
+            </w:r>
+          </w:p>
+          <w:p>
+            <w:pPr>
+              <w:pStyle w:val="Content"/>
+              <w:rPr>
+                <w:sz w:val="24"/>
+                <w:szCs w:val="21"/>
+                <w:lang w:val="en-IE"/>
+              </w:rPr>
+            </w:pPr>
+            <w:r>
+              <w:rPr>
+                <w:sz w:val="24"/>
+                <w:szCs w:val="21"/>
+                <w:lang w:val="en-IE"/>
+              </w:rPr>
+              <w:t xml:space="preserve">To ensure this project meets standards, the following technologies were selected </w:t>
+            </w:r>
+          </w:p>
+          <w:p>
+            <w:pPr>
+              <w:pStyle w:val="Content"/>
+              <w:rPr>
+                <w:b/>
+                <w:sz w:val="24"/>
+                <w:szCs w:val="21"/>
+                <w:lang w:val="en-IE"/>
+              </w:rPr>
+            </w:pPr>
+          </w:p>
+          <w:p>
+            <w:pPr>
+              <w:pStyle w:val="Content"/>
+              <w:numPr>
+                <w:ilvl w:val="0"/>
+                <w:numId w:val="15"/>
+              </w:numPr>
+              <w:rPr>
+                <w:sz w:val="24"/>
+                <w:szCs w:val="21"/>
+                <w:lang w:val="en-IE"/>
+              </w:rPr>
+            </w:pPr>
+            <w:r>
+              <w:rPr>
+                <w:b/>
+                <w:bCs/>
+                <w:sz w:val="24"/>
+                <w:szCs w:val="21"/>
+                <w:lang w:val="en-IE"/>
+              </w:rPr>
+              <w:t>Python:</w:t>
+            </w:r>
+            <w:r>
+              <w:rPr>
+                <w:sz w:val="24"/>
+                <w:szCs w:val="21"/>
+                <w:lang w:val="en-IE"/>
+              </w:rPr>
+              <w:t> Chosen as the core programming language due to its extensive ecosystem for data science. Key libraries used include </w:t>
+            </w:r>
+            <w:r>
+              <w:rPr>
+                <w:b/>
+                <w:bCs/>
+                <w:sz w:val="24"/>
+                <w:szCs w:val="21"/>
+                <w:lang w:val="en-IE"/>
+              </w:rPr>
+              <w:t>Pandas</w:t>
+            </w:r>
+            <w:r>
+              <w:rPr>
+                <w:sz w:val="24"/>
+                <w:szCs w:val="21"/>
+                <w:lang w:val="en-IE"/>
+              </w:rPr>
+              <w:t> for data manipulation, </w:t>
+            </w:r>
+            <w:r>
+              <w:rPr>
+                <w:b/>
+                <w:bCs/>
+                <w:sz w:val="24"/>
+                <w:szCs w:val="21"/>
+                <w:lang w:val="en-IE"/>
+              </w:rPr>
+              <w:t>Scikit-Learn</w:t>
+            </w:r>
+            <w:r>
+              <w:rPr>
+                <w:sz w:val="24"/>
+                <w:szCs w:val="21"/>
+                <w:lang w:val="en-IE"/>
+              </w:rPr>
+              <w:t xml:space="preserve"> for </w:t>
+            </w:r>
+            <w:r>
+              <w:rPr>
+                <w:sz w:val="24"/>
+                <w:szCs w:val="21"/>
+                <w:lang w:val="en-IE"/>
+              </w:rPr>
+              <w:t>modelling</w:t>
+            </w:r>
+            <w:r>
+              <w:rPr>
+                <w:sz w:val="24"/>
+                <w:szCs w:val="21"/>
+                <w:lang w:val="en-IE"/>
+              </w:rPr>
+              <w:t>, and </w:t>
+            </w:r>
+            <w:r>
+              <w:rPr>
+                <w:b/>
+                <w:bCs/>
+                <w:sz w:val="24"/>
+                <w:szCs w:val="21"/>
+                <w:lang w:val="en-IE"/>
+              </w:rPr>
+              <w:t>Seaborn</w:t>
+            </w:r>
+            <w:r>
+              <w:rPr>
+                <w:sz w:val="24"/>
+                <w:szCs w:val="21"/>
+                <w:lang w:val="en-IE"/>
+              </w:rPr>
+              <w:t> for high-quality visualization.</w:t>
+            </w:r>
+          </w:p>
+          <w:p>
+            <w:pPr>
+              <w:pStyle w:val="Content"/>
+              <w:numPr>
+                <w:ilvl w:val="0"/>
+                <w:numId w:val="15"/>
+              </w:numPr>
+              <w:rPr>
+                <w:sz w:val="24"/>
+                <w:szCs w:val="21"/>
+                <w:lang w:val="en-IE"/>
+              </w:rPr>
+            </w:pPr>
+            <w:r>
+              <w:rPr>
+                <w:b/>
+                <w:bCs/>
+                <w:sz w:val="24"/>
+                <w:szCs w:val="21"/>
+                <w:lang w:val="en-IE"/>
+              </w:rPr>
+              <w:t>VS Code (Visual Studio Code):</w:t>
+            </w:r>
+            <w:r>
+              <w:rPr>
+                <w:sz w:val="24"/>
+                <w:szCs w:val="21"/>
+                <w:lang w:val="en-IE"/>
+              </w:rPr>
+              <w:t xml:space="preserve"> Selected seamless switching between </w:t>
+            </w:r>
+            <w:proofErr w:type="spellStart"/>
+            <w:r>
+              <w:rPr>
+                <w:sz w:val="24"/>
+                <w:szCs w:val="21"/>
+                <w:lang w:val="en-IE"/>
+              </w:rPr>
+              <w:t>Jupyter</w:t>
+            </w:r>
+            <w:proofErr w:type="spellEnd"/>
+            <w:r>
+              <w:rPr>
+                <w:sz w:val="24"/>
+                <w:szCs w:val="21"/>
+                <w:lang w:val="en-IE"/>
+              </w:rPr>
+              <w:t xml:space="preserve"> Notebooks and Python scripts (app.py).</w:t>
+            </w:r>
+          </w:p>
+          <w:p>
+            <w:pPr>
+              <w:pStyle w:val="Content"/>
+              <w:numPr>
+                <w:ilvl w:val="0"/>
+                <w:numId w:val="15"/>
+              </w:numPr>
+              <w:rPr>
+                <w:sz w:val="24"/>
+                <w:szCs w:val="21"/>
+                <w:lang w:val="en-IE"/>
+              </w:rPr>
+            </w:pPr>
+            <w:proofErr w:type="spellStart"/>
+            <w:r>
+              <w:rPr>
+                <w:b/>
+                <w:bCs/>
+                <w:sz w:val="24"/>
+                <w:szCs w:val="21"/>
+                <w:lang w:val="en-IE"/>
+              </w:rPr>
+              <w:t>Streamlit</w:t>
+            </w:r>
+            <w:proofErr w:type="spellEnd"/>
+            <w:r>
+              <w:rPr>
+                <w:b/>
+                <w:bCs/>
+                <w:sz w:val="24"/>
+                <w:szCs w:val="21"/>
+                <w:lang w:val="en-IE"/>
+              </w:rPr>
+              <w:t>:</w:t>
+            </w:r>
+            <w:r>
+              <w:rPr>
+                <w:sz w:val="24"/>
+                <w:szCs w:val="21"/>
+                <w:lang w:val="en-IE"/>
+              </w:rPr>
+              <w:t> Used for the deployment phase</w:t>
+            </w:r>
+            <w:r>
+              <w:rPr>
+                <w:sz w:val="24"/>
+                <w:szCs w:val="21"/>
+                <w:lang w:val="en-IE"/>
+              </w:rPr>
+              <w:t xml:space="preserve"> as its focus on interactivity and easy setup using </w:t>
+            </w:r>
+            <w:proofErr w:type="spellStart"/>
+            <w:r>
+              <w:rPr>
+                <w:sz w:val="24"/>
+                <w:szCs w:val="21"/>
+                <w:lang w:val="en-IE"/>
+              </w:rPr>
+              <w:t>github</w:t>
+            </w:r>
+            <w:proofErr w:type="spellEnd"/>
+          </w:p>
+          <w:p>
+            <w:pPr>
+              <w:pStyle w:val="Content"/>
+              <w:numPr>
+                <w:ilvl w:val="0"/>
+                <w:numId w:val="15"/>
+              </w:numPr>
+              <w:rPr>
+                <w:lang w:val="en-IE"/>
+              </w:rPr>
+            </w:pPr>
+            <w:r>
+              <w:rPr>
+                <w:b/>
+                <w:bCs/>
+                <w:sz w:val="24"/>
+                <w:szCs w:val="21"/>
+                <w:lang w:val="en-IE"/>
+              </w:rPr>
+              <w:t>GitHub:</w:t>
+            </w:r>
+            <w:r>
+              <w:rPr>
+                <w:sz w:val="24"/>
+                <w:szCs w:val="21"/>
+                <w:lang w:val="en-IE"/>
+              </w:rPr>
+              <w:t xml:space="preserve"> Utilized for version control. </w:t>
+            </w:r>
+          </w:p>
+          <w:p>
+            <w:pPr>
+              <w:pStyle w:val="Content"/>
+              <w:ind w:left="720"/>
+              <w:rPr>
+                <w:b/>
+                <w:bCs/>
+                <w:sz w:val="24"/>
+                <w:szCs w:val="21"/>
+                <w:lang w:val="en-IE"/>
+              </w:rPr>
+            </w:pPr>
+          </w:p>
+          <w:p>
+            <w:pPr>
+              <w:pStyle w:val="Content"/>
+              <w:ind w:left="720"/>
+              <w:rPr>
+                <w:lang w:val="en-IE"/>
+              </w:rPr>
+            </w:pPr>
+          </w:p>
+          <w:p>
+            <w:pPr>
+              <w:pStyle w:val="Heading3"/>
+            </w:pPr>
+            <w:bookmarkStart w:id="17" w:name="_Toc215264724"/>
+            <w:r>
+              <w:t>Advanced Model Selection &amp; Comparison</w:t>
+            </w:r>
+            <w:bookmarkEnd w:id="17"/>
+          </w:p>
+          <w:p/>
+          <w:p>
+            <w:pPr>
+              <w:pStyle w:val="Content"/>
+              <w:rPr>
+                <w:b/>
+                <w:bCs/>
+                <w:sz w:val="24"/>
+                <w:szCs w:val="24"/>
+                <w:lang w:val="en-IE"/>
+              </w:rPr>
+            </w:pPr>
+            <w:r>
+              <w:rPr>
+                <w:b/>
+                <w:bCs/>
+                <w:sz w:val="24"/>
+                <w:szCs w:val="24"/>
+                <w:lang w:val="en-IE"/>
+              </w:rPr>
+              <w:t>Three</w:t>
+            </w:r>
+            <w:r>
+              <w:rPr>
+                <w:b/>
+                <w:bCs/>
+                <w:sz w:val="24"/>
+                <w:szCs w:val="24"/>
+                <w:lang w:val="en-IE"/>
+              </w:rPr>
+              <w:t xml:space="preserve"> distinct algorithms to test</w:t>
+            </w:r>
+          </w:p>
+          <w:p>
+            <w:pPr>
+              <w:pStyle w:val="Content"/>
+              <w:rPr>
+                <w:b/>
+                <w:bCs/>
+                <w:sz w:val="24"/>
+                <w:szCs w:val="24"/>
+                <w:lang w:val="en-IE"/>
+              </w:rPr>
+            </w:pPr>
+          </w:p>
+          <w:p>
+            <w:pPr>
+              <w:pStyle w:val="Content"/>
+              <w:numPr>
+                <w:ilvl w:val="0"/>
+                <w:numId w:val="12"/>
+              </w:numPr>
+              <w:rPr>
+                <w:sz w:val="24"/>
+                <w:szCs w:val="24"/>
+                <w:lang w:val="en-IE"/>
+              </w:rPr>
+            </w:pPr>
+            <w:r>
+              <w:rPr>
+                <w:sz w:val="24"/>
+                <w:szCs w:val="24"/>
+                <w:lang w:val="en-IE"/>
+              </w:rPr>
+              <w:t>Logistic Regression (LR): A linear model, excellent as a baseline for classification tasks.</w:t>
+            </w:r>
+          </w:p>
+          <w:p>
+            <w:pPr>
+              <w:pStyle w:val="Content"/>
+              <w:numPr>
+                <w:ilvl w:val="0"/>
+                <w:numId w:val="12"/>
+              </w:numPr>
+              <w:rPr>
+                <w:sz w:val="24"/>
+                <w:szCs w:val="24"/>
+                <w:lang w:val="en-IE"/>
+              </w:rPr>
+            </w:pPr>
+            <w:r>
+              <w:rPr>
+                <w:sz w:val="24"/>
+                <w:szCs w:val="24"/>
+                <w:lang w:val="en-IE"/>
+              </w:rPr>
+              <w:t>K-Nearest Neighbors (KNN): A non-linear, distance-based algorithm that classifies data points based on their proximity to others.</w:t>
+            </w:r>
+          </w:p>
+          <w:p>
+            <w:pPr>
+              <w:pStyle w:val="Content"/>
+              <w:numPr>
+                <w:ilvl w:val="0"/>
+                <w:numId w:val="12"/>
+              </w:numPr>
+              <w:rPr>
+                <w:sz w:val="24"/>
+                <w:szCs w:val="24"/>
+                <w:lang w:val="en-IE"/>
+              </w:rPr>
+            </w:pPr>
+            <w:r>
+              <w:rPr>
+                <w:sz w:val="24"/>
+                <w:szCs w:val="24"/>
+                <w:lang w:val="en-IE"/>
+              </w:rPr>
+              <w:t>Decision Tree (CART): A rule-based algorithm that splits data into branches, mimicking human decision-making.</w:t>
+            </w:r>
+          </w:p>
+          <w:p>
+            <w:pPr>
+              <w:pStyle w:val="Content"/>
+              <w:rPr>
+                <w:sz w:val="24"/>
+                <w:szCs w:val="24"/>
+                <w:lang w:val="en-IE"/>
+              </w:rPr>
+            </w:pPr>
+          </w:p>
+          <w:p>
+            <w:pPr>
+              <w:pStyle w:val="Content"/>
+              <w:rPr>
+                <w:b/>
+                <w:bCs/>
+                <w:sz w:val="24"/>
+                <w:szCs w:val="24"/>
+                <w:lang w:val="en-IE"/>
+              </w:rPr>
+            </w:pPr>
+            <w:r>
+              <w:rPr>
+                <w:b/>
+                <w:bCs/>
+                <w:sz w:val="24"/>
+                <w:szCs w:val="24"/>
+                <w:lang w:val="en-IE"/>
+              </w:rPr>
+              <w:t>M</w:t>
+            </w:r>
+            <w:r>
+              <w:rPr>
+                <w:b/>
+                <w:bCs/>
+                <w:sz w:val="24"/>
+                <w:szCs w:val="24"/>
+                <w:lang w:val="en-IE"/>
+              </w:rPr>
+              <w:t>ethodology</w:t>
+            </w:r>
+          </w:p>
+          <w:p>
+            <w:pPr>
+              <w:pStyle w:val="Content"/>
+              <w:rPr>
+                <w:b/>
+                <w:bCs/>
+                <w:sz w:val="24"/>
+                <w:szCs w:val="24"/>
+                <w:lang w:val="en-IE"/>
+              </w:rPr>
+            </w:pPr>
+          </w:p>
+          <w:p>
+            <w:pPr>
+              <w:pStyle w:val="Content"/>
+              <w:rPr>
+                <w:sz w:val="24"/>
+                <w:szCs w:val="24"/>
+                <w:lang w:val="en-IE"/>
+              </w:rPr>
+            </w:pPr>
+            <w:r>
+              <w:rPr>
+                <w:sz w:val="24"/>
+                <w:szCs w:val="24"/>
+                <w:lang w:val="en-IE"/>
+              </w:rPr>
+              <w:t>Stratified K-Fold Cross-Validation</w:t>
+            </w:r>
+          </w:p>
+          <w:p>
+            <w:pPr>
+              <w:pStyle w:val="Content"/>
+              <w:rPr>
+                <w:sz w:val="24"/>
+                <w:szCs w:val="24"/>
+                <w:lang w:val="en-IE"/>
+              </w:rPr>
+            </w:pPr>
+            <w:r>
+              <w:rPr>
+                <w:sz w:val="24"/>
+                <w:szCs w:val="24"/>
+                <w:lang w:val="en-IE"/>
+              </w:rPr>
+              <w:t>Instead of a simple train/test split which can be</w:t>
+            </w:r>
+            <w:r>
+              <w:rPr>
+                <w:sz w:val="24"/>
+                <w:szCs w:val="24"/>
+                <w:lang w:val="en-IE"/>
+              </w:rPr>
+              <w:t xml:space="preserve"> very</w:t>
+            </w:r>
+            <w:r>
+              <w:rPr>
+                <w:sz w:val="24"/>
+                <w:szCs w:val="24"/>
+                <w:lang w:val="en-IE"/>
+              </w:rPr>
+              <w:t xml:space="preserve"> biased by</w:t>
+            </w:r>
+            <w:r>
+              <w:rPr>
+                <w:sz w:val="24"/>
+                <w:szCs w:val="24"/>
+                <w:lang w:val="en-IE"/>
+              </w:rPr>
+              <w:t xml:space="preserve"> </w:t>
+            </w:r>
+            <w:r>
+              <w:rPr>
+                <w:sz w:val="24"/>
+                <w:szCs w:val="24"/>
+                <w:lang w:val="en-IE"/>
+              </w:rPr>
+              <w:t xml:space="preserve">chance, </w:t>
+            </w:r>
+            <w:r>
+              <w:rPr>
+                <w:sz w:val="24"/>
+                <w:szCs w:val="24"/>
+                <w:lang w:val="en-IE"/>
+              </w:rPr>
+              <w:t xml:space="preserve">I </w:t>
+            </w:r>
+            <w:r>
+              <w:rPr>
+                <w:sz w:val="24"/>
+                <w:szCs w:val="24"/>
+                <w:lang w:val="en-IE"/>
+              </w:rPr>
+              <w:t xml:space="preserve">used 10-Fold Stratified Cross-Validation. This technique splits the training data into 10 parts, training on 9 and testing on 1, repeating this process 10 times. "Stratified" ensures every fold has the same proportion of flower species as the original </w:t>
+            </w:r>
+            <w:r>
+              <w:rPr>
+                <w:sz w:val="24"/>
+                <w:szCs w:val="24"/>
+                <w:lang w:val="en-IE"/>
+              </w:rPr>
+              <w:t>dataset</w:t>
+            </w:r>
+            <w:r>
+              <w:rPr>
+                <w:sz w:val="24"/>
+                <w:szCs w:val="24"/>
+                <w:lang w:val="en-IE"/>
+              </w:rPr>
+              <w:t xml:space="preserve">. </w:t>
+            </w:r>
+          </w:p>
+          <w:p>
+            <w:pPr>
+              <w:pStyle w:val="Content"/>
+              <w:rPr>
+                <w:sz w:val="24"/>
+                <w:szCs w:val="24"/>
+                <w:lang w:val="en-IE"/>
+              </w:rPr>
+            </w:pPr>
+          </w:p>
+          <w:p>
+            <w:pPr>
+              <w:pStyle w:val="Content"/>
+              <w:rPr>
+                <w:sz w:val="24"/>
+                <w:szCs w:val="24"/>
+                <w:lang w:val="en-IE"/>
+              </w:rPr>
+            </w:pPr>
+          </w:p>
+          <w:p>
+            <w:pPr>
+              <w:pStyle w:val="Content"/>
+              <w:rPr>
+                <w:sz w:val="24"/>
+                <w:szCs w:val="24"/>
+                <w:lang w:val="en-IE"/>
+              </w:rPr>
+            </w:pPr>
+          </w:p>
+          <w:p>
+            <w:pPr>
+              <w:pStyle w:val="Content"/>
+              <w:rPr>
+                <w:sz w:val="24"/>
+                <w:szCs w:val="24"/>
+                <w:lang w:val="en-IE"/>
+              </w:rPr>
+            </w:pPr>
+            <w:r>
+              <w:rPr>
+                <w:b/>
+                <w:bCs/>
+                <w:sz w:val="24"/>
+                <w:szCs w:val="24"/>
+                <w:lang w:val="en-IE"/>
+              </w:rPr>
+              <w:lastRenderedPageBreak/>
+              <w:t>Results:</w:t>
+            </w:r>
+            <w:r>
+              <w:rPr>
+                <w:sz w:val="24"/>
+                <w:szCs w:val="24"/>
+                <w:lang w:val="en-IE"/>
+              </w:rPr>
+              <w:br/>
+              <w:t xml:space="preserve">The results of the cross-validation </w:t>
+            </w:r>
+            <w:r>
+              <w:rPr>
+                <w:sz w:val="24"/>
+                <w:szCs w:val="24"/>
+                <w:lang w:val="en-IE"/>
+              </w:rPr>
+              <w:t>are as follow</w:t>
+            </w:r>
+          </w:p>
+          <w:p>
+            <w:pPr>
+              <w:pStyle w:val="Content"/>
+              <w:numPr>
+                <w:ilvl w:val="0"/>
+                <w:numId w:val="13"/>
+              </w:numPr>
+              <w:rPr>
+                <w:sz w:val="24"/>
+                <w:szCs w:val="24"/>
+                <w:lang w:val="en-IE"/>
+              </w:rPr>
+            </w:pPr>
+            <w:r>
+              <w:rPr>
+                <w:b/>
+                <w:bCs/>
+                <w:sz w:val="24"/>
+                <w:szCs w:val="24"/>
+                <w:lang w:val="en-IE"/>
+              </w:rPr>
+              <w:t>Logistic Regression:</w:t>
+            </w:r>
+            <w:r>
+              <w:rPr>
+                <w:sz w:val="24"/>
+                <w:szCs w:val="24"/>
+                <w:lang w:val="en-IE"/>
+              </w:rPr>
+              <w:t> 96.66% Accuracy (Standard Deviation: 0.04)</w:t>
+            </w:r>
+          </w:p>
+          <w:p>
+            <w:pPr>
+              <w:pStyle w:val="Content"/>
+              <w:numPr>
+                <w:ilvl w:val="0"/>
+                <w:numId w:val="13"/>
+              </w:numPr>
+              <w:rPr>
+                <w:sz w:val="24"/>
+                <w:szCs w:val="24"/>
+                <w:lang w:val="en-IE"/>
+              </w:rPr>
+            </w:pPr>
+            <w:r>
+              <w:rPr>
+                <w:b/>
+                <w:bCs/>
+                <w:sz w:val="24"/>
+                <w:szCs w:val="24"/>
+                <w:lang w:val="en-IE"/>
+              </w:rPr>
+              <w:t>K-Nearest Neighbors:</w:t>
+            </w:r>
+            <w:r>
+              <w:rPr>
+                <w:sz w:val="24"/>
+                <w:szCs w:val="24"/>
+                <w:lang w:val="en-IE"/>
+              </w:rPr>
+              <w:t> 95.83% Accuracy (Standard Deviation: 0.05)</w:t>
+            </w:r>
+          </w:p>
+          <w:p>
+            <w:pPr>
+              <w:pStyle w:val="Content"/>
+              <w:numPr>
+                <w:ilvl w:val="0"/>
+                <w:numId w:val="13"/>
+              </w:numPr>
+              <w:rPr>
+                <w:sz w:val="24"/>
+                <w:szCs w:val="24"/>
+                <w:lang w:val="en-IE"/>
+              </w:rPr>
+            </w:pPr>
+            <w:r>
+              <w:rPr>
+                <w:b/>
+                <w:bCs/>
+                <w:sz w:val="24"/>
+                <w:szCs w:val="24"/>
+                <w:lang w:val="en-IE"/>
+              </w:rPr>
+              <w:t>Decision Tree:</w:t>
+            </w:r>
+            <w:r>
+              <w:rPr>
+                <w:sz w:val="24"/>
+                <w:szCs w:val="24"/>
+                <w:lang w:val="en-IE"/>
+              </w:rPr>
+              <w:t> 94.16% Accuracy (Standard Deviation: 0.07)</w:t>
+            </w:r>
+          </w:p>
+          <w:p>
+            <w:pPr>
+              <w:pStyle w:val="Content"/>
+              <w:rPr>
+                <w:sz w:val="24"/>
+                <w:szCs w:val="24"/>
+                <w:lang w:val="en-IE"/>
+              </w:rPr>
+            </w:pPr>
+          </w:p>
+          <w:p>
+            <w:pPr>
+              <w:pStyle w:val="Content"/>
+              <w:rPr>
+                <w:sz w:val="24"/>
+                <w:szCs w:val="24"/>
+                <w:lang w:val="en-IE"/>
+              </w:rPr>
+            </w:pPr>
+            <w:r>
+              <w:rPr>
+                <w:sz w:val="24"/>
+                <w:szCs w:val="24"/>
+                <w:lang w:val="en-IE"/>
+              </w:rPr>
+              <w:t xml:space="preserve">Logistic Regression proved to be the most stable and accurate model for this dataset, due to the clear linear </w:t>
+            </w:r>
+            <w:r>
+              <w:rPr>
+                <w:sz w:val="24"/>
+                <w:szCs w:val="24"/>
+                <w:lang w:val="en-IE"/>
+              </w:rPr>
+              <w:t>separation</w:t>
+            </w:r>
+            <w:r>
+              <w:rPr>
+                <w:sz w:val="24"/>
+                <w:szCs w:val="24"/>
+                <w:lang w:val="en-IE"/>
+              </w:rPr>
+              <w:t xml:space="preserve"> of the Setosa class and the relatively linear boundary between Versicolor and Virginica</w:t>
+            </w:r>
+            <w:r>
+              <w:rPr>
+                <w:sz w:val="24"/>
+                <w:szCs w:val="24"/>
+                <w:lang w:val="en-IE"/>
+              </w:rPr>
+              <w:t xml:space="preserve"> flowers.</w:t>
+            </w:r>
+          </w:p>
+          <w:p>
+            <w:pPr>
+              <w:pStyle w:val="Content"/>
+              <w:rPr>
+                <w:sz w:val="24"/>
+                <w:szCs w:val="24"/>
+                <w:lang w:val="en-IE"/>
+              </w:rPr>
+            </w:pPr>
+          </w:p>
+          <w:p>
+            <w:pPr>
+              <w:pStyle w:val="Heading3"/>
+              <w:rPr>
+                <w:lang w:val="en-IE"/>
+              </w:rPr>
+            </w:pPr>
+            <w:bookmarkStart w:id="18" w:name="_Toc215264725"/>
+            <w:r>
+              <w:rPr>
+                <w:lang w:val="en-IE"/>
+              </w:rPr>
+              <w:t>Final Model Validation &amp; Error Analysis</w:t>
+            </w:r>
+            <w:bookmarkEnd w:id="18"/>
+          </w:p>
+          <w:p>
+            <w:pPr>
+              <w:pStyle w:val="Content"/>
+              <w:rPr>
+                <w:lang w:val="en-IE"/>
+              </w:rPr>
+            </w:pPr>
+          </w:p>
+          <w:p>
+            <w:pPr>
+              <w:pStyle w:val="Content"/>
+              <w:rPr>
+                <w:sz w:val="24"/>
+                <w:szCs w:val="24"/>
+                <w:lang w:val="en-IE"/>
+              </w:rPr>
+            </w:pPr>
+            <w:r>
+              <w:rPr>
+                <w:sz w:val="24"/>
+                <w:szCs w:val="24"/>
+                <w:lang w:val="en-IE"/>
+              </w:rPr>
+              <w:t>The</w:t>
+            </w:r>
+            <w:r>
+              <w:rPr>
+                <w:sz w:val="24"/>
+                <w:szCs w:val="24"/>
+                <w:lang w:val="en-IE"/>
+              </w:rPr>
+              <w:t xml:space="preserve"> final Logistic Regression model </w:t>
+            </w:r>
+            <w:r>
+              <w:rPr>
+                <w:sz w:val="24"/>
+                <w:szCs w:val="24"/>
+                <w:lang w:val="en-IE"/>
+              </w:rPr>
+              <w:t xml:space="preserve">was trained </w:t>
+            </w:r>
+            <w:r>
+              <w:rPr>
+                <w:sz w:val="24"/>
+                <w:szCs w:val="24"/>
+                <w:lang w:val="en-IE"/>
+              </w:rPr>
+              <w:t>on the full training set (80% of data) and evaluated it against the held-out Test Set (20% of data)</w:t>
+            </w:r>
+          </w:p>
+          <w:p>
+            <w:pPr>
+              <w:pStyle w:val="Content"/>
+              <w:rPr>
+                <w:sz w:val="24"/>
+                <w:szCs w:val="24"/>
+                <w:lang w:val="en-IE"/>
+              </w:rPr>
+            </w:pPr>
+          </w:p>
+          <w:p>
+            <w:pPr>
+              <w:pStyle w:val="Content"/>
+              <w:rPr>
+                <w:b/>
+                <w:bCs/>
+                <w:sz w:val="24"/>
+                <w:szCs w:val="24"/>
+                <w:lang w:val="en-IE"/>
+              </w:rPr>
+            </w:pPr>
+            <w:r>
+              <w:rPr>
+                <w:b/>
+                <w:bCs/>
+                <w:sz w:val="24"/>
+                <w:szCs w:val="24"/>
+                <w:lang w:val="en-IE"/>
+              </w:rPr>
+              <w:t>Confusion Matrix Analysis</w:t>
+            </w:r>
+            <w:r>
+              <w:rPr>
+                <w:sz w:val="24"/>
+                <w:szCs w:val="24"/>
+                <w:lang w:val="en-IE"/>
+              </w:rPr>
+              <w:br/>
+              <w:t>To understand </w:t>
+            </w:r>
+            <w:r>
+              <w:rPr>
+                <w:i/>
+                <w:iCs/>
+                <w:sz w:val="24"/>
+                <w:szCs w:val="24"/>
+                <w:lang w:val="en-IE"/>
+              </w:rPr>
+              <w:t>where</w:t>
+            </w:r>
+            <w:r>
+              <w:rPr>
+                <w:sz w:val="24"/>
+                <w:szCs w:val="24"/>
+                <w:lang w:val="en-IE"/>
+              </w:rPr>
+              <w:t> the model makes mistakes, we visualized the results using a </w:t>
+            </w:r>
+            <w:r>
+              <w:rPr>
+                <w:b/>
+                <w:bCs/>
+                <w:sz w:val="24"/>
+                <w:szCs w:val="24"/>
+                <w:lang w:val="en-IE"/>
+              </w:rPr>
+              <w:t>Confusion Matrix Heatmap</w:t>
+            </w:r>
+          </w:p>
+          <w:p>
+            <w:pPr>
+              <w:pStyle w:val="Content"/>
+              <w:rPr>
+                <w:b/>
+                <w:bCs/>
+                <w:sz w:val="24"/>
+                <w:szCs w:val="24"/>
+                <w:lang w:val="en-IE"/>
+              </w:rPr>
+            </w:pPr>
+          </w:p>
+          <w:p>
+            <w:pPr>
+              <w:pStyle w:val="Content"/>
+              <w:jc w:val="center"/>
+              <w:rPr>
+                <w:b/>
+                <w:bCs/>
+                <w:sz w:val="24"/>
+                <w:szCs w:val="24"/>
+                <w:lang w:val="en-IE"/>
+              </w:rPr>
+            </w:pPr>
+            <w:r>
+              <w:rPr>
+                <w:b/>
+                <w:bCs/>
+                <w:sz w:val="24"/>
+                <w:szCs w:val="24"/>
+                <w:lang w:val="en-IE"/>
+              </w:rPr>
+              <w:drawing>
+                <wp:inline distT="0" distB="0" distL="0" distR="0" wp14:anchorId="317B4F80" wp14:editId="3612B636">
+                  <wp:extent cx="4148835" cy="3365500"/>
+                  <wp:effectExtent l="0" t="0" r="4445" b="6350"/>
+                  <wp:docPr id="938184947" name="Picture 1"/>
+                  <wp:cNvGraphicFramePr>
+                    <a:graphicFrameLocks xmlns:a="http://schemas.openxmlformats.org/drawingml/2006/main" noChangeAspect="1"/>
+                  </wp:cNvGraphicFramePr>
+                  <a:graphic xmlns:a="http://schemas.openxmlformats.org/drawingml/2006/main">
+                    <a:graphicData uri="http://schemas.openxmlformats.org/drawingml/2006/picture">
+                      <pic:pic xmlns:pic="http://schemas.openxmlformats.org/drawingml/2006/picture">
+                        <pic:nvPicPr>
+                          <pic:cNvPr id="938184947" name=""/>
+                          <pic:cNvPicPr/>
+                        </pic:nvPicPr>
+                        <pic:blipFill>
+                          <a:blip r:embed="rId35"/>
+                          <a:stretch>
+                            <a:fillRect/>
+                          </a:stretch>
+                        </pic:blipFill>
+                        <pic:spPr>
+                          <a:xfrm>
+                            <a:off x="0" y="0"/>
+                            <a:ext cx="4153589" cy="3369357"/>
+                          </a:xfrm>
+                          <a:prstGeom prst="rect">
+                            <a:avLst/>
+                          </a:prstGeom>
+                        </pic:spPr>
+                      </pic:pic>
+                    </a:graphicData>
+                  </a:graphic>
+                </wp:inline>
+              </w:drawing>
+            </w:r>
+          </w:p>
+          <w:p>
+            <w:pPr>
+              <w:pStyle w:val="Content"/>
+              <w:jc w:val="center"/>
+              <w:rPr>
+                <w:i/>
+                <w:iCs/>
+                <w:sz w:val="16"/>
+                <w:szCs w:val="12"/>
+              </w:rPr>
+            </w:pPr>
+            <w:r>
+              <w:rPr>
+                <w:i/>
+                <w:iCs/>
+                <w:sz w:val="16"/>
+                <w:szCs w:val="12"/>
+              </w:rPr>
+              <w:t xml:space="preserve">Figure </w:t>
+            </w:r>
+            <w:r>
+              <w:rPr>
+                <w:i/>
+                <w:iCs/>
+                <w:sz w:val="16"/>
+                <w:szCs w:val="12"/>
+              </w:rPr>
+              <w:t>2</w:t>
+            </w:r>
+            <w:r>
+              <w:rPr>
+                <w:i/>
+                <w:iCs/>
+                <w:sz w:val="16"/>
+                <w:szCs w:val="12"/>
+              </w:rPr>
+              <w:t>1</w:t>
+            </w:r>
+            <w:r>
+              <w:rPr>
+                <w:i/>
+                <w:iCs/>
+                <w:sz w:val="16"/>
+                <w:szCs w:val="12"/>
+              </w:rPr>
+              <w:t xml:space="preserve">: </w:t>
+            </w:r>
+            <w:r>
+              <w:rPr>
+                <w:i/>
+                <w:iCs/>
+                <w:sz w:val="24"/>
+                <w:szCs w:val="24"/>
+                <w:lang w:val="en-IE"/>
+              </w:rPr>
+              <w:t>Confusion Matrix Heatmap</w:t>
+            </w:r>
+          </w:p>
+          <w:p>
+            <w:pPr>
+              <w:pStyle w:val="Content"/>
+              <w:rPr>
+                <w:b/>
+                <w:bCs/>
+                <w:sz w:val="24"/>
+                <w:szCs w:val="24"/>
+                <w:lang w:val="en-IE"/>
+              </w:rPr>
+            </w:pPr>
+          </w:p>
+          <w:p>
+            <w:pPr>
+              <w:pStyle w:val="Content"/>
+              <w:rPr>
+                <w:b/>
+                <w:bCs/>
+                <w:sz w:val="24"/>
+                <w:szCs w:val="24"/>
+                <w:lang w:val="en-IE"/>
+              </w:rPr>
+            </w:pPr>
+          </w:p>
+          <w:p>
+            <w:pPr>
+              <w:pStyle w:val="Content"/>
+              <w:rPr>
+                <w:b/>
+                <w:bCs/>
+                <w:sz w:val="24"/>
+                <w:szCs w:val="24"/>
+                <w:lang w:val="en-IE"/>
+              </w:rPr>
+            </w:pPr>
+          </w:p>
+          <w:p>
+            <w:pPr>
+              <w:pStyle w:val="Content"/>
+              <w:rPr>
+                <w:sz w:val="24"/>
+                <w:szCs w:val="24"/>
+                <w:lang w:val="en-IE"/>
+              </w:rPr>
+            </w:pPr>
+            <w:r>
+              <w:rPr>
+                <w:b/>
+                <w:bCs/>
+                <w:sz w:val="24"/>
+                <w:szCs w:val="24"/>
+                <w:lang w:val="en-IE"/>
+              </w:rPr>
+              <w:lastRenderedPageBreak/>
+              <w:t>Analysis:</w:t>
+            </w:r>
+          </w:p>
+          <w:p>
+            <w:pPr>
+              <w:pStyle w:val="Content"/>
+              <w:numPr>
+                <w:ilvl w:val="0"/>
+                <w:numId w:val="14"/>
+              </w:numPr>
+              <w:rPr>
+                <w:sz w:val="24"/>
+                <w:szCs w:val="24"/>
+                <w:lang w:val="en-IE"/>
+              </w:rPr>
+            </w:pPr>
+            <w:r>
+              <w:rPr>
+                <w:b/>
+                <w:bCs/>
+                <w:sz w:val="24"/>
+                <w:szCs w:val="24"/>
+                <w:lang w:val="en-IE"/>
+              </w:rPr>
+              <w:t>Setosa:</w:t>
+            </w:r>
+            <w:r>
+              <w:rPr>
+                <w:sz w:val="24"/>
+                <w:szCs w:val="24"/>
+                <w:lang w:val="en-IE"/>
+              </w:rPr>
+              <w:t xml:space="preserve"> 100% correct classification. As predicted in </w:t>
+            </w:r>
+            <w:r>
+              <w:rPr>
+                <w:sz w:val="24"/>
+                <w:szCs w:val="24"/>
+                <w:lang w:val="en-IE"/>
+              </w:rPr>
+              <w:t>the analysis</w:t>
+            </w:r>
+            <w:r>
+              <w:rPr>
+                <w:sz w:val="24"/>
+                <w:szCs w:val="24"/>
+                <w:lang w:val="en-IE"/>
+              </w:rPr>
+              <w:t>, the distinct petal measurements make this class easy to identify</w:t>
+            </w:r>
+            <w:r>
+              <w:rPr>
+                <w:sz w:val="24"/>
+                <w:szCs w:val="24"/>
+                <w:lang w:val="en-IE"/>
+              </w:rPr>
+              <w:t xml:space="preserve"> and differentiate from the others</w:t>
+            </w:r>
+          </w:p>
+          <w:p>
+            <w:pPr>
+              <w:pStyle w:val="Content"/>
+              <w:numPr>
+                <w:ilvl w:val="0"/>
+                <w:numId w:val="14"/>
+              </w:numPr>
+              <w:rPr>
+                <w:sz w:val="24"/>
+                <w:szCs w:val="24"/>
+                <w:lang w:val="en-IE"/>
+              </w:rPr>
+            </w:pPr>
+            <w:r>
+              <w:rPr>
+                <w:b/>
+                <w:bCs/>
+                <w:sz w:val="24"/>
+                <w:szCs w:val="24"/>
+                <w:lang w:val="en-IE"/>
+              </w:rPr>
+              <w:t>Versicolor &amp; Virginica:</w:t>
+            </w:r>
+            <w:r>
+              <w:rPr>
+                <w:sz w:val="24"/>
+                <w:szCs w:val="24"/>
+                <w:lang w:val="en-IE"/>
+              </w:rPr>
+              <w:t> The matrix shows minimal misclassification between these two classes (e.g., 1 Versicolor predicted as Virginica). This aligns with the feature overlap we observed in the pair plots earlier.</w:t>
+            </w:r>
+          </w:p>
+          <w:p>
+            <w:pPr>
+              <w:pStyle w:val="Content"/>
+              <w:rPr>
+                <w:sz w:val="24"/>
+                <w:szCs w:val="24"/>
+                <w:lang w:val="en-IE"/>
+              </w:rPr>
+            </w:pPr>
+          </w:p>
+          <w:p>
+            <w:pPr>
+              <w:pStyle w:val="Heading3"/>
+              <w:rPr>
+                <w:lang w:val="en-IE"/>
+              </w:rPr>
+            </w:pPr>
+            <w:bookmarkStart w:id="19" w:name="_Toc215264726"/>
+            <w:r>
+              <w:rPr>
+                <w:lang w:val="en-IE"/>
+              </w:rPr>
+              <w:t>Deployment</w:t>
+            </w:r>
+            <w:bookmarkEnd w:id="19"/>
+          </w:p>
+          <w:p>
+            <w:pPr>
+              <w:rPr>
+                <w:lang w:val="en-IE"/>
+              </w:rPr>
+            </w:pPr>
+          </w:p>
+          <w:p>
+            <w:pPr>
+              <w:pStyle w:val="Content"/>
+              <w:rPr>
+                <w:lang w:val="en-IE"/>
+              </w:rPr>
+            </w:pPr>
+            <w:r>
+              <w:rPr>
+                <w:lang w:val="en-IE"/>
+              </w:rPr>
+              <w:t>I developed a frontend application using </w:t>
+            </w:r>
+            <w:proofErr w:type="spellStart"/>
+            <w:r>
+              <w:rPr>
+                <w:b/>
+                <w:bCs/>
+                <w:lang w:val="en-IE"/>
+              </w:rPr>
+              <w:t>Streamlit</w:t>
+            </w:r>
+            <w:proofErr w:type="spellEnd"/>
+            <w:r>
+              <w:rPr>
+                <w:lang w:val="en-IE"/>
+              </w:rPr>
+              <w:t>.</w:t>
+            </w:r>
+          </w:p>
+          <w:p>
+            <w:pPr>
+              <w:pStyle w:val="Content"/>
+              <w:rPr>
+                <w:lang w:val="en-IE"/>
+              </w:rPr>
+            </w:pPr>
+            <w:r>
+              <w:rPr>
+                <w:lang w:val="en-IE"/>
+              </w:rPr>
+              <w:t>This app enables a user to use sliders to input flower measurements. The model runs in the background and outputs a prediction in real-time, along with a probability bar chart showing the model's confidence.</w:t>
+            </w:r>
+          </w:p>
+          <w:p>
+            <w:pPr>
+              <w:pStyle w:val="Content"/>
+              <w:rPr>
+                <w:lang w:val="en-IE"/>
+              </w:rPr>
+            </w:pPr>
+          </w:p>
+          <w:p>
+            <w:pPr>
+              <w:pStyle w:val="Content"/>
+              <w:jc w:val="center"/>
+              <w:rPr>
+                <w:lang w:val="en-IE"/>
+              </w:rPr>
+            </w:pPr>
+            <w:r>
+              <w:rPr>
+                <w:lang w:val="en-IE"/>
+              </w:rPr>
+              <w:drawing>
+                <wp:inline distT="0" distB="0" distL="0" distR="0" wp14:anchorId="321AB421" wp14:editId="2D1EBCFF">
+                  <wp:extent cx="5201728" cy="2811320"/>
+                  <wp:effectExtent l="0" t="0" r="0" b="8255"/>
+                  <wp:docPr id="184940460" name="Picture 1"/>
+                  <wp:cNvGraphicFramePr>
+                    <a:graphicFrameLocks xmlns:a="http://schemas.openxmlformats.org/drawingml/2006/main" noChangeAspect="1"/>
+                  </wp:cNvGraphicFramePr>
+                  <a:graphic xmlns:a="http://schemas.openxmlformats.org/drawingml/2006/main">
+                    <a:graphicData uri="http://schemas.openxmlformats.org/drawingml/2006/picture">
+                      <pic:pic xmlns:pic="http://schemas.openxmlformats.org/drawingml/2006/picture">
+                        <pic:nvPicPr>
+                          <pic:cNvPr id="184940460" name=""/>
+                          <pic:cNvPicPr/>
+                        </pic:nvPicPr>
+                        <pic:blipFill>
+                          <a:blip r:embed="rId36"/>
+                          <a:stretch>
+                            <a:fillRect/>
+                          </a:stretch>
+                        </pic:blipFill>
+                        <pic:spPr>
+                          <a:xfrm>
+                            <a:off x="0" y="0"/>
+                            <a:ext cx="5209556" cy="2815551"/>
+                          </a:xfrm>
+                          <a:prstGeom prst="rect">
+                            <a:avLst/>
+                          </a:prstGeom>
+                        </pic:spPr>
+                      </pic:pic>
+                    </a:graphicData>
+                  </a:graphic>
+                </wp:inline>
+              </w:drawing>
+            </w:r>
+          </w:p>
+          <w:p>
+            <w:pPr>
+              <w:pStyle w:val="Content"/>
+              <w:jc w:val="center"/>
+              <w:rPr>
+                <w:i/>
+                <w:iCs/>
+                <w:sz w:val="16"/>
+                <w:szCs w:val="12"/>
+              </w:rPr>
+            </w:pPr>
+            <w:r>
+              <w:rPr>
+                <w:i/>
+                <w:iCs/>
+                <w:sz w:val="16"/>
+                <w:szCs w:val="12"/>
+              </w:rPr>
+              <w:t xml:space="preserve">Figure </w:t>
+            </w:r>
+            <w:r>
+              <w:rPr>
+                <w:i/>
+                <w:iCs/>
+                <w:sz w:val="16"/>
+                <w:szCs w:val="12"/>
+              </w:rPr>
+              <w:t>22: screenshot of stream lit app running predictions</w:t>
+            </w:r>
+          </w:p>
+          <w:p>
+            <w:pPr>
+              <w:pStyle w:val="Content"/>
+              <w:jc w:val="center"/>
+              <w:rPr>
+                <w:lang w:val="en-IE"/>
+              </w:rPr>
+            </w:pPr>
+          </w:p>
+          <w:p>
+            <w:pPr>
+              <w:pStyle w:val="Content"/>
+              <w:rPr>
+                <w:lang w:val="en-IE"/>
+              </w:rPr>
+            </w:pPr>
+          </w:p>
+          <w:p>
+            <w:pPr>
+              <w:pStyle w:val="Content"/>
+              <w:rPr>
+                <w:sz w:val="24"/>
+                <w:szCs w:val="24"/>
+                <w:lang w:val="en-IE"/>
+              </w:rPr>
+            </w:pPr>
+          </w:p>
+          <w:p>
+            <w:pPr>
+              <w:pStyle w:val="Content"/>
+              <w:rPr>
+                <w:iCs/>
+                <w:szCs w:val="20"/>
+              </w:rPr>
+            </w:pPr>
+          </w:p>
+          <w:p>
+            <w:pPr>
+              <w:pStyle w:val="Content"/>
+              <w:rPr>
+                <w:iCs/>
+                <w:szCs w:val="20"/>
+              </w:rPr>
+            </w:pPr>
+          </w:p>
+          <w:p>
+            <w:pPr>
+              <w:pStyle w:val="Content"/>
+              <w:rPr>
+                <w:iCs/>
+                <w:szCs w:val="20"/>
+              </w:rPr>
+            </w:pPr>
+          </w:p>
+          <w:p>
+            <w:pPr>
+              <w:pStyle w:val="Content"/>
+              <w:rPr>
+                <w:iCs/>
+                <w:szCs w:val="20"/>
+              </w:rPr>
+            </w:pPr>
+          </w:p>
+          <w:p>
+            <w:pPr>
+              <w:pStyle w:val="Content"/>
+              <w:rPr>
+                <w:iCs/>
+                <w:szCs w:val="20"/>
+              </w:rPr>
+            </w:pPr>
+          </w:p>
+          <w:p>
+            <w:pPr>
+              <w:pStyle w:val="Content"/>
+              <w:rPr>
+                <w:iCs/>
+                <w:szCs w:val="20"/>
+              </w:rPr>
+            </w:pPr>
+          </w:p>
+          <w:p>
+            <w:pPr>
+              <w:pStyle w:val="Heading2"/>
+            </w:pPr>
+            <w:bookmarkStart w:id="20" w:name="_Toc215264727"/>
             <w:r>
               <w:lastRenderedPageBreak/>
               <w:t>Conclusion</w:t>
             </w:r>
-            <w:bookmarkEnd w:id="15"/>
-          </w:p>
-          <w:p>
-            <w:pPr>
-              <w:pStyle w:val="Content"/>
-              <w:rPr>
-                <w:lang w:val="en-IE"/>
-              </w:rPr>
-            </w:pPr>
-            <w:proofErr w:type="gramStart"/>
+            <w:bookmarkEnd w:id="20"/>
+          </w:p>
+          <w:p>
+            <w:pPr>
+              <w:pStyle w:val="Content"/>
+              <w:rPr>
+                <w:lang w:val="en-IE"/>
+              </w:rPr>
+            </w:pPr>
             <w:r>
               <w:rPr>
                 <w:lang w:val="en-IE"/>
@@ -7486,9 +8959,8 @@
               <w:rPr>
                 <w:lang w:val="en-IE"/>
               </w:rPr>
-              <w:t xml:space="preserve"> Iris</w:t>
-            </w:r>
-            <w:proofErr w:type="gramEnd"/>
+              <w:t>Iris</w:t>
+            </w:r>
             <w:r>
               <w:rPr>
                 <w:lang w:val="en-IE"/>
@@ -7555,12 +9027,12 @@
       <w:pPr>
         <w:pStyle w:val="Heading2"/>
       </w:pPr>
-      <w:bookmarkStart w:id="16" w:name="_Toc213138975"/>
+      <w:bookmarkStart w:id="21" w:name="_Toc215264728"/>
       <w:r>
         <w:lastRenderedPageBreak/>
         <w:t>References</w:t>
       </w:r>
-      <w:bookmarkEnd w:id="16"/>
+      <w:bookmarkEnd w:id="21"/>
     </w:p>
     <w:p>
       <w:pPr>
@@ -7569,13 +9041,21 @@
           <w:ilvl w:val="0"/>
           <w:numId w:val="8"/>
         </w:numPr>
-      </w:pPr>
-      <w:hyperlink r:id="rId33" w:history="1">
+        <w:rPr>
+          <w:szCs w:val="28"/>
+        </w:rPr>
+      </w:pPr>
+      <w:r>
+        <w:rPr>
+          <w:szCs w:val="28"/>
+        </w:rPr>
+        <w:t xml:space="preserve">Iris: </w:t>
+      </w:r>
+      <w:hyperlink r:id="rId37" w:history="1">
         <w:r>
           <w:rPr>
             <w:rStyle w:val="Hyperlink"/>
-            <w:sz w:val="24"/>
-            <w:szCs w:val="16"/>
+            <w:szCs w:val="28"/>
           </w:rPr>
           <w:t>https://en.wikipedia.org/wiki/Iris_flower_data_set</w:t>
         </w:r>
@@ -7588,13 +9068,21 @@
           <w:ilvl w:val="0"/>
           <w:numId w:val="8"/>
         </w:numPr>
-      </w:pPr>
-      <w:hyperlink r:id="rId34" w:history="1">
+        <w:rPr>
+          <w:szCs w:val="28"/>
+        </w:rPr>
+      </w:pPr>
+      <w:r>
+        <w:rPr>
+          <w:szCs w:val="28"/>
+        </w:rPr>
+        <w:t xml:space="preserve">Iris dataset: </w:t>
+      </w:r>
+      <w:hyperlink r:id="rId38" w:history="1">
         <w:r>
           <w:rPr>
             <w:rStyle w:val="Hyperlink"/>
-            <w:sz w:val="24"/>
-            <w:szCs w:val="16"/>
+            <w:szCs w:val="28"/>
           </w:rPr>
           <w:t>https://archive.ics.uci.edu/dataset/53/iris</w:t>
         </w:r>
@@ -7607,17 +9095,112 @@
           <w:ilvl w:val="0"/>
           <w:numId w:val="8"/>
         </w:numPr>
-      </w:pPr>
-      <w:hyperlink r:id="rId35" w:history="1">
+        <w:rPr>
+          <w:szCs w:val="28"/>
+        </w:rPr>
+      </w:pPr>
+      <w:r>
+        <w:rPr>
+          <w:szCs w:val="28"/>
+        </w:rPr>
+        <w:t>scikit</w:t>
+      </w:r>
+      <w:r>
+        <w:rPr>
+          <w:szCs w:val="28"/>
+        </w:rPr>
+        <w:t xml:space="preserve"> Documentation</w:t>
+      </w:r>
+      <w:r>
+        <w:rPr>
+          <w:szCs w:val="28"/>
+        </w:rPr>
+        <w:t xml:space="preserve">: </w:t>
+      </w:r>
+      <w:hyperlink r:id="rId39" w:history="1">
         <w:r>
           <w:rPr>
             <w:rStyle w:val="Hyperlink"/>
-            <w:sz w:val="24"/>
-            <w:szCs w:val="16"/>
+            <w:szCs w:val="28"/>
           </w:rPr>
           <w:t>https://scikit-learn.org/1.4/auto_examples/datasets/plot_ir</w:t>
         </w:r>
       </w:hyperlink>
+    </w:p>
+    <w:p>
+      <w:pPr>
+        <w:pStyle w:val="ListParagraph"/>
+        <w:numPr>
+          <w:ilvl w:val="0"/>
+          <w:numId w:val="8"/>
+        </w:numPr>
+        <w:rPr>
+          <w:b w:val="0"/>
+          <w:szCs w:val="28"/>
+        </w:rPr>
+      </w:pPr>
+      <w:proofErr w:type="spellStart"/>
+      <w:r>
+        <w:rPr>
+          <w:b w:val="0"/>
+          <w:szCs w:val="28"/>
+        </w:rPr>
+        <w:t>Streamlit</w:t>
+      </w:r>
+      <w:proofErr w:type="spellEnd"/>
+      <w:r>
+        <w:rPr>
+          <w:b w:val="0"/>
+          <w:szCs w:val="28"/>
+        </w:rPr>
+        <w:t xml:space="preserve"> Documentation: </w:t>
+      </w:r>
+      <w:hyperlink r:id="rId40" w:history="1">
+        <w:r>
+          <w:rPr>
+            <w:rStyle w:val="Hyperlink"/>
+            <w:b w:val="0"/>
+            <w:szCs w:val="28"/>
+          </w:rPr>
+          <w:t>https://docs.streamlit.io</w:t>
+        </w:r>
+      </w:hyperlink>
+    </w:p>
+    <w:p>
+      <w:pPr>
+        <w:pStyle w:val="ListParagraph"/>
+        <w:numPr>
+          <w:ilvl w:val="0"/>
+          <w:numId w:val="8"/>
+        </w:numPr>
+        <w:rPr>
+          <w:b w:val="0"/>
+          <w:szCs w:val="28"/>
+        </w:rPr>
+      </w:pPr>
+      <w:r>
+        <w:rPr>
+          <w:b w:val="0"/>
+          <w:szCs w:val="28"/>
+        </w:rPr>
+        <w:t xml:space="preserve">Pandas Documentation: </w:t>
+      </w:r>
+      <w:hyperlink r:id="rId41" w:history="1">
+        <w:r>
+          <w:rPr>
+            <w:rStyle w:val="Hyperlink"/>
+            <w:b w:val="0"/>
+            <w:szCs w:val="28"/>
+          </w:rPr>
+          <w:t>https://pandas.pydata.org</w:t>
+        </w:r>
+      </w:hyperlink>
+    </w:p>
+    <w:p>
+      <w:pPr>
+        <w:pStyle w:val="Content"/>
+        <w:ind w:left="720"/>
+      </w:pPr>
     </w:p>
     <w:p>
       <w:pPr>
@@ -7642,12 +9225,12 @@
       <w:pPr>
         <w:pStyle w:val="Heading2"/>
       </w:pPr>
-      <w:bookmarkStart w:id="17" w:name="_Toc213138976"/>
+      <w:bookmarkStart w:id="22" w:name="_Toc215264729"/>
       <w:r>
         <w:lastRenderedPageBreak/>
         <w:t>Image References</w:t>
       </w:r>
-      <w:bookmarkEnd w:id="17"/>
+      <w:bookmarkEnd w:id="22"/>
     </w:p>
     <w:p>
       <w:pPr>
@@ -7660,7 +9243,7 @@
       <w:r>
         <w:t xml:space="preserve">[1] </w:t>
       </w:r>
-      <w:hyperlink r:id="rId36" w:history="1">
+      <w:hyperlink r:id="rId42" w:history="1">
         <w:r>
           <w:rPr>
             <w:rStyle w:val="Hyperlink"/>
@@ -7680,7 +9263,7 @@
       <w:r>
         <w:t xml:space="preserve">[13] </w:t>
       </w:r>
-      <w:hyperlink r:id="rId37" w:history="1">
+      <w:hyperlink r:id="rId43" w:history="1">
         <w:r>
           <w:rPr>
             <w:rStyle w:val="Hyperlink"/>
@@ -7717,8 +9300,8 @@
       </w:pPr>
     </w:p>
     <w:sectPr>
-      <w:headerReference w:type="default" r:id="rId38"/>
-      <w:footerReference w:type="default" r:id="rId39"/>
+      <w:headerReference w:type="default" r:id="rId44"/>
+      <w:footerReference w:type="default" r:id="rId45"/>
       <w:pgSz w:w="12240" w:h="15840"/>
       <w:pgMar w:top="720" w:right="1152" w:bottom="720" w:left="1152" w:header="0" w:footer="288" w:gutter="0"/>
       <w:pgNumType w:start="1"/>
@@ -8627,6 +10210,268 @@
     </w:lvl>
   </w:abstractNum>
   <w:abstractNum w:abstractNumId="6" w15:restartNumberingAfterBreak="0">
+    <w:nsid w:val="30543352"/>
+    <w:multiLevelType w:val="hybridMultilevel"/>
+    <w:tmpl w:val="087A8C1E"/>
+    <w:lvl w:ilvl="0" w:tplc="18090001">
+      <w:start w:val="1"/>
+      <w:numFmt w:val="bullet"/>
+      <w:lvlText w:val=""/>
+      <w:lvlJc w:val="left"/>
+      <w:pPr>
+        <w:ind w:left="720" w:hanging="360"/>
+      </w:pPr>
+      <w:rPr>
+        <w:rFonts w:ascii="Symbol" w:hAnsi="Symbol" w:hint="default"/>
+      </w:rPr>
+    </w:lvl>
+    <w:lvl w:ilvl="1" w:tplc="18090003" w:tentative="1">
+      <w:start w:val="1"/>
+      <w:numFmt w:val="bullet"/>
+      <w:lvlText w:val="o"/>
+      <w:lvlJc w:val="left"/>
+      <w:pPr>
+        <w:ind w:left="1440" w:hanging="360"/>
+      </w:pPr>
+      <w:rPr>
+        <w:rFonts w:ascii="Courier New" w:hAnsi="Courier New" w:cs="Courier New" w:hint="default"/>
+      </w:rPr>
+    </w:lvl>
+    <w:lvl w:ilvl="2" w:tplc="18090005" w:tentative="1">
+      <w:start w:val="1"/>
+      <w:numFmt w:val="bullet"/>
+      <w:lvlText w:val=""/>
+      <w:lvlJc w:val="left"/>
+      <w:pPr>
+        <w:ind w:left="2160" w:hanging="360"/>
+      </w:pPr>
+      <w:rPr>
+        <w:rFonts w:ascii="Wingdings" w:hAnsi="Wingdings" w:hint="default"/>
+      </w:rPr>
+    </w:lvl>
+    <w:lvl w:ilvl="3" w:tplc="18090001" w:tentative="1">
+      <w:start w:val="1"/>
+      <w:numFmt w:val="bullet"/>
+      <w:lvlText w:val=""/>
+      <w:lvlJc w:val="left"/>
+      <w:pPr>
+        <w:ind w:left="2880" w:hanging="360"/>
+      </w:pPr>
+      <w:rPr>
+        <w:rFonts w:ascii="Symbol" w:hAnsi="Symbol" w:hint="default"/>
+      </w:rPr>
+    </w:lvl>
+    <w:lvl w:ilvl="4" w:tplc="18090003" w:tentative="1">
+      <w:start w:val="1"/>
+      <w:numFmt w:val="bullet"/>
+      <w:lvlText w:val="o"/>
+      <w:lvlJc w:val="left"/>
+      <w:pPr>
+        <w:ind w:left="3600" w:hanging="360"/>
+      </w:pPr>
+      <w:rPr>
+        <w:rFonts w:ascii="Courier New" w:hAnsi="Courier New" w:cs="Courier New" w:hint="default"/>
+      </w:rPr>
+    </w:lvl>
+    <w:lvl w:ilvl="5" w:tplc="18090005" w:tentative="1">
+      <w:start w:val="1"/>
+      <w:numFmt w:val="bullet"/>
+      <w:lvlText w:val=""/>
+      <w:lvlJc w:val="left"/>
+      <w:pPr>
+        <w:ind w:left="4320" w:hanging="360"/>
+      </w:pPr>
+      <w:rPr>
+        <w:rFonts w:ascii="Wingdings" w:hAnsi="Wingdings" w:hint="default"/>
+      </w:rPr>
+    </w:lvl>
+    <w:lvl w:ilvl="6" w:tplc="18090001" w:tentative="1">
+      <w:start w:val="1"/>
+      <w:numFmt w:val="bullet"/>
+      <w:lvlText w:val=""/>
+      <w:lvlJc w:val="left"/>
+      <w:pPr>
+        <w:ind w:left="5040" w:hanging="360"/>
+      </w:pPr>
+      <w:rPr>
+        <w:rFonts w:ascii="Symbol" w:hAnsi="Symbol" w:hint="default"/>
+      </w:rPr>
+    </w:lvl>
+    <w:lvl w:ilvl="7" w:tplc="18090003" w:tentative="1">
+      <w:start w:val="1"/>
+      <w:numFmt w:val="bullet"/>
+      <w:lvlText w:val="o"/>
+      <w:lvlJc w:val="left"/>
+      <w:pPr>
+        <w:ind w:left="5760" w:hanging="360"/>
+      </w:pPr>
+      <w:rPr>
+        <w:rFonts w:ascii="Courier New" w:hAnsi="Courier New" w:cs="Courier New" w:hint="default"/>
+      </w:rPr>
+    </w:lvl>
+    <w:lvl w:ilvl="8" w:tplc="18090005" w:tentative="1">
+      <w:start w:val="1"/>
+      <w:numFmt w:val="bullet"/>
+      <w:lvlText w:val=""/>
+      <w:lvlJc w:val="left"/>
+      <w:pPr>
+        <w:ind w:left="6480" w:hanging="360"/>
+      </w:pPr>
+      <w:rPr>
+        <w:rFonts w:ascii="Wingdings" w:hAnsi="Wingdings" w:hint="default"/>
+      </w:rPr>
+    </w:lvl>
+  </w:abstractNum>
+  <w:abstractNum w:abstractNumId="7" w15:restartNumberingAfterBreak="0">
+    <w:nsid w:val="53B92AFF"/>
+    <w:multiLevelType w:val="multilevel"/>
+    <w:tmpl w:val="8542A3A0"/>
+    <w:lvl w:ilvl="0">
+      <w:start w:val="1"/>
+      <w:numFmt w:val="bullet"/>
+      <w:lvlText w:val=""/>
+      <w:lvlJc w:val="left"/>
+      <w:pPr>
+        <w:tabs>
+          <w:tab w:val="num" w:pos="720"/>
+        </w:tabs>
+        <w:ind w:left="720" w:hanging="360"/>
+      </w:pPr>
+      <w:rPr>
+        <w:rFonts w:ascii="Symbol" w:hAnsi="Symbol" w:hint="default"/>
+        <w:sz w:val="20"/>
+      </w:rPr>
+    </w:lvl>
+    <w:lvl w:ilvl="1" w:tentative="1">
+      <w:start w:val="1"/>
+      <w:numFmt w:val="bullet"/>
+      <w:lvlText w:val="o"/>
+      <w:lvlJc w:val="left"/>
+      <w:pPr>
+        <w:tabs>
+          <w:tab w:val="num" w:pos="1440"/>
+        </w:tabs>
+        <w:ind w:left="1440" w:hanging="360"/>
+      </w:pPr>
+      <w:rPr>
+        <w:rFonts w:ascii="Courier New" w:hAnsi="Courier New" w:hint="default"/>
+        <w:sz w:val="20"/>
+      </w:rPr>
+    </w:lvl>
+    <w:lvl w:ilvl="2" w:tentative="1">
+      <w:start w:val="1"/>
+      <w:numFmt w:val="bullet"/>
+      <w:lvlText w:val=""/>
+      <w:lvlJc w:val="left"/>
+      <w:pPr>
+        <w:tabs>
+          <w:tab w:val="num" w:pos="2160"/>
+        </w:tabs>
+        <w:ind w:left="2160" w:hanging="360"/>
+      </w:pPr>
+      <w:rPr>
+        <w:rFonts w:ascii="Wingdings" w:hAnsi="Wingdings" w:hint="default"/>
+        <w:sz w:val="20"/>
+      </w:rPr>
+    </w:lvl>
+    <w:lvl w:ilvl="3" w:tentative="1">
+      <w:start w:val="1"/>
+      <w:numFmt w:val="bullet"/>
+      <w:lvlText w:val=""/>
+      <w:lvlJc w:val="left"/>
+      <w:pPr>
+        <w:tabs>
+          <w:tab w:val="num" w:pos="2880"/>
+        </w:tabs>
+        <w:ind w:left="2880" w:hanging="360"/>
+      </w:pPr>
+      <w:rPr>
+        <w:rFonts w:ascii="Wingdings" w:hAnsi="Wingdings" w:hint="default"/>
+        <w:sz w:val="20"/>
+      </w:rPr>
+    </w:lvl>
+    <w:lvl w:ilvl="4" w:tentative="1">
+      <w:start w:val="1"/>
+      <w:numFmt w:val="bullet"/>
+      <w:lvlText w:val=""/>
+      <w:lvlJc w:val="left"/>
+      <w:pPr>
+        <w:tabs>
+          <w:tab w:val="num" w:pos="3600"/>
+        </w:tabs>
+        <w:ind w:left="3600" w:hanging="360"/>
+      </w:pPr>
+      <w:rPr>
+        <w:rFonts w:ascii="Wingdings" w:hAnsi="Wingdings" w:hint="default"/>
+        <w:sz w:val="20"/>
+      </w:rPr>
+    </w:lvl>
+    <w:lvl w:ilvl="5" w:tentative="1">
+      <w:start w:val="1"/>
+      <w:numFmt w:val="bullet"/>
+      <w:lvlText w:val=""/>
+      <w:lvlJc w:val="left"/>
+      <w:pPr>
+        <w:tabs>
+          <w:tab w:val="num" w:pos="4320"/>
+        </w:tabs>
+        <w:ind w:left="4320" w:hanging="360"/>
+      </w:pPr>
+      <w:rPr>
+        <w:rFonts w:ascii="Wingdings" w:hAnsi="Wingdings" w:hint="default"/>
+        <w:sz w:val="20"/>
+      </w:rPr>
+    </w:lvl>
+    <w:lvl w:ilvl="6" w:tentative="1">
+      <w:start w:val="1"/>
+      <w:numFmt w:val="bullet"/>
+      <w:lvlText w:val=""/>
+      <w:lvlJc w:val="left"/>
+      <w:pPr>
+        <w:tabs>
+          <w:tab w:val="num" w:pos="5040"/>
+        </w:tabs>
+        <w:ind w:left="5040" w:hanging="360"/>
+      </w:pPr>
+      <w:rPr>
+        <w:rFonts w:ascii="Wingdings" w:hAnsi="Wingdings" w:hint="default"/>
+        <w:sz w:val="20"/>
+      </w:rPr>
+    </w:lvl>
+    <w:lvl w:ilvl="7" w:tentative="1">
+      <w:start w:val="1"/>
+      <w:numFmt w:val="bullet"/>
+      <w:lvlText w:val=""/>
+      <w:lvlJc w:val="left"/>
+      <w:pPr>
+        <w:tabs>
+          <w:tab w:val="num" w:pos="5760"/>
+        </w:tabs>
+        <w:ind w:left="5760" w:hanging="360"/>
+      </w:pPr>
+      <w:rPr>
+        <w:rFonts w:ascii="Wingdings" w:hAnsi="Wingdings" w:hint="default"/>
+        <w:sz w:val="20"/>
+      </w:rPr>
+    </w:lvl>
+    <w:lvl w:ilvl="8" w:tentative="1">
+      <w:start w:val="1"/>
+      <w:numFmt w:val="bullet"/>
+      <w:lvlText w:val=""/>
+      <w:lvlJc w:val="left"/>
+      <w:pPr>
+        <w:tabs>
+          <w:tab w:val="num" w:pos="6480"/>
+        </w:tabs>
+        <w:ind w:left="6480" w:hanging="360"/>
+      </w:pPr>
+      <w:rPr>
+        <w:rFonts w:ascii="Wingdings" w:hAnsi="Wingdings" w:hint="default"/>
+        <w:sz w:val="20"/>
+      </w:rPr>
+    </w:lvl>
+  </w:abstractNum>
+  <w:abstractNum w:abstractNumId="8" w15:restartNumberingAfterBreak="0">
     <w:nsid w:val="549B09CC"/>
     <w:multiLevelType w:val="hybridMultilevel"/>
     <w:tmpl w:val="25CAF9C2"/>
@@ -8739,7 +10584,7 @@
       </w:rPr>
     </w:lvl>
   </w:abstractNum>
-  <w:abstractNum w:abstractNumId="7" w15:restartNumberingAfterBreak="0">
+  <w:abstractNum w:abstractNumId="9" w15:restartNumberingAfterBreak="0">
     <w:nsid w:val="625D50E4"/>
     <w:multiLevelType w:val="hybridMultilevel"/>
     <w:tmpl w:val="0AD02FBA"/>
@@ -8852,7 +10697,7 @@
       </w:rPr>
     </w:lvl>
   </w:abstractNum>
-  <w:abstractNum w:abstractNumId="8" w15:restartNumberingAfterBreak="0">
+  <w:abstractNum w:abstractNumId="10" w15:restartNumberingAfterBreak="0">
     <w:nsid w:val="630878E4"/>
     <w:multiLevelType w:val="hybridMultilevel"/>
     <w:tmpl w:val="230E440C"/>
@@ -8965,7 +10810,7 @@
       </w:rPr>
     </w:lvl>
   </w:abstractNum>
-  <w:abstractNum w:abstractNumId="9" w15:restartNumberingAfterBreak="0">
+  <w:abstractNum w:abstractNumId="11" w15:restartNumberingAfterBreak="0">
     <w:nsid w:val="68234757"/>
     <w:multiLevelType w:val="hybridMultilevel"/>
     <w:tmpl w:val="53124BDA"/>
@@ -9078,7 +10923,156 @@
       </w:rPr>
     </w:lvl>
   </w:abstractNum>
-  <w:abstractNum w:abstractNumId="10" w15:restartNumberingAfterBreak="0">
+  <w:abstractNum w:abstractNumId="12" w15:restartNumberingAfterBreak="0">
+    <w:nsid w:val="68584335"/>
+    <w:multiLevelType w:val="multilevel"/>
+    <w:tmpl w:val="0672A398"/>
+    <w:lvl w:ilvl="0">
+      <w:start w:val="1"/>
+      <w:numFmt w:val="bullet"/>
+      <w:lvlText w:val=""/>
+      <w:lvlJc w:val="left"/>
+      <w:pPr>
+        <w:tabs>
+          <w:tab w:val="num" w:pos="720"/>
+        </w:tabs>
+        <w:ind w:left="720" w:hanging="360"/>
+      </w:pPr>
+      <w:rPr>
+        <w:rFonts w:ascii="Symbol" w:hAnsi="Symbol" w:hint="default"/>
+        <w:sz w:val="20"/>
+      </w:rPr>
+    </w:lvl>
+    <w:lvl w:ilvl="1" w:tentative="1">
+      <w:start w:val="1"/>
+      <w:numFmt w:val="bullet"/>
+      <w:lvlText w:val="o"/>
+      <w:lvlJc w:val="left"/>
+      <w:pPr>
+        <w:tabs>
+          <w:tab w:val="num" w:pos="1440"/>
+        </w:tabs>
+        <w:ind w:left="1440" w:hanging="360"/>
+      </w:pPr>
+      <w:rPr>
+        <w:rFonts w:ascii="Courier New" w:hAnsi="Courier New" w:hint="default"/>
+        <w:sz w:val="20"/>
+      </w:rPr>
+    </w:lvl>
+    <w:lvl w:ilvl="2" w:tentative="1">
+      <w:start w:val="1"/>
+      <w:numFmt w:val="bullet"/>
+      <w:lvlText w:val=""/>
+      <w:lvlJc w:val="left"/>
+      <w:pPr>
+        <w:tabs>
+          <w:tab w:val="num" w:pos="2160"/>
+        </w:tabs>
+        <w:ind w:left="2160" w:hanging="360"/>
+      </w:pPr>
+      <w:rPr>
+        <w:rFonts w:ascii="Wingdings" w:hAnsi="Wingdings" w:hint="default"/>
+        <w:sz w:val="20"/>
+      </w:rPr>
+    </w:lvl>
+    <w:lvl w:ilvl="3" w:tentative="1">
+      <w:start w:val="1"/>
+      <w:numFmt w:val="bullet"/>
+      <w:lvlText w:val=""/>
+      <w:lvlJc w:val="left"/>
+      <w:pPr>
+        <w:tabs>
+          <w:tab w:val="num" w:pos="2880"/>
+        </w:tabs>
+        <w:ind w:left="2880" w:hanging="360"/>
+      </w:pPr>
+      <w:rPr>
+        <w:rFonts w:ascii="Wingdings" w:hAnsi="Wingdings" w:hint="default"/>
+        <w:sz w:val="20"/>
+      </w:rPr>
+    </w:lvl>
+    <w:lvl w:ilvl="4" w:tentative="1">
+      <w:start w:val="1"/>
+      <w:numFmt w:val="bullet"/>
+      <w:lvlText w:val=""/>
+      <w:lvlJc w:val="left"/>
+      <w:pPr>
+        <w:tabs>
+          <w:tab w:val="num" w:pos="3600"/>
+        </w:tabs>
+        <w:ind w:left="3600" w:hanging="360"/>
+      </w:pPr>
+      <w:rPr>
+        <w:rFonts w:ascii="Wingdings" w:hAnsi="Wingdings" w:hint="default"/>
+        <w:sz w:val="20"/>
+      </w:rPr>
+    </w:lvl>
+    <w:lvl w:ilvl="5" w:tentative="1">
+      <w:start w:val="1"/>
+      <w:numFmt w:val="bullet"/>
+      <w:lvlText w:val=""/>
+      <w:lvlJc w:val="left"/>
+      <w:pPr>
+        <w:tabs>
+          <w:tab w:val="num" w:pos="4320"/>
+        </w:tabs>
+        <w:ind w:left="4320" w:hanging="360"/>
+      </w:pPr>
+      <w:rPr>
+        <w:rFonts w:ascii="Wingdings" w:hAnsi="Wingdings" w:hint="default"/>
+        <w:sz w:val="20"/>
+      </w:rPr>
+    </w:lvl>
+    <w:lvl w:ilvl="6" w:tentative="1">
+      <w:start w:val="1"/>
+      <w:numFmt w:val="bullet"/>
+      <w:lvlText w:val=""/>
+      <w:lvlJc w:val="left"/>
+      <w:pPr>
+        <w:tabs>
+          <w:tab w:val="num" w:pos="5040"/>
+        </w:tabs>
+        <w:ind w:left="5040" w:hanging="360"/>
+      </w:pPr>
+      <w:rPr>
+        <w:rFonts w:ascii="Wingdings" w:hAnsi="Wingdings" w:hint="default"/>
+        <w:sz w:val="20"/>
+      </w:rPr>
+    </w:lvl>
+    <w:lvl w:ilvl="7" w:tentative="1">
+      <w:start w:val="1"/>
+      <w:numFmt w:val="bullet"/>
+      <w:lvlText w:val=""/>
+      <w:lvlJc w:val="left"/>
+      <w:pPr>
+        <w:tabs>
+          <w:tab w:val="num" w:pos="5760"/>
+        </w:tabs>
+        <w:ind w:left="5760" w:hanging="360"/>
+      </w:pPr>
+      <w:rPr>
+        <w:rFonts w:ascii="Wingdings" w:hAnsi="Wingdings" w:hint="default"/>
+        <w:sz w:val="20"/>
+      </w:rPr>
+    </w:lvl>
+    <w:lvl w:ilvl="8" w:tentative="1">
+      <w:start w:val="1"/>
+      <w:numFmt w:val="bullet"/>
+      <w:lvlText w:val=""/>
+      <w:lvlJc w:val="left"/>
+      <w:pPr>
+        <w:tabs>
+          <w:tab w:val="num" w:pos="6480"/>
+        </w:tabs>
+        <w:ind w:left="6480" w:hanging="360"/>
+      </w:pPr>
+      <w:rPr>
+        <w:rFonts w:ascii="Wingdings" w:hAnsi="Wingdings" w:hint="default"/>
+        <w:sz w:val="20"/>
+      </w:rPr>
+    </w:lvl>
+  </w:abstractNum>
+  <w:abstractNum w:abstractNumId="13" w15:restartNumberingAfterBreak="0">
     <w:nsid w:val="6CBA6D5E"/>
     <w:multiLevelType w:val="multilevel"/>
     <w:tmpl w:val="EF564218"/>
@@ -9227,17 +11221,166 @@
       </w:rPr>
     </w:lvl>
   </w:abstractNum>
+  <w:abstractNum w:abstractNumId="14" w15:restartNumberingAfterBreak="0">
+    <w:nsid w:val="761D117F"/>
+    <w:multiLevelType w:val="multilevel"/>
+    <w:tmpl w:val="CC02FE86"/>
+    <w:lvl w:ilvl="0">
+      <w:start w:val="1"/>
+      <w:numFmt w:val="bullet"/>
+      <w:lvlText w:val=""/>
+      <w:lvlJc w:val="left"/>
+      <w:pPr>
+        <w:tabs>
+          <w:tab w:val="num" w:pos="720"/>
+        </w:tabs>
+        <w:ind w:left="720" w:hanging="360"/>
+      </w:pPr>
+      <w:rPr>
+        <w:rFonts w:ascii="Symbol" w:hAnsi="Symbol" w:hint="default"/>
+        <w:sz w:val="20"/>
+      </w:rPr>
+    </w:lvl>
+    <w:lvl w:ilvl="1" w:tentative="1">
+      <w:start w:val="1"/>
+      <w:numFmt w:val="bullet"/>
+      <w:lvlText w:val="o"/>
+      <w:lvlJc w:val="left"/>
+      <w:pPr>
+        <w:tabs>
+          <w:tab w:val="num" w:pos="1440"/>
+        </w:tabs>
+        <w:ind w:left="1440" w:hanging="360"/>
+      </w:pPr>
+      <w:rPr>
+        <w:rFonts w:ascii="Courier New" w:hAnsi="Courier New" w:hint="default"/>
+        <w:sz w:val="20"/>
+      </w:rPr>
+    </w:lvl>
+    <w:lvl w:ilvl="2" w:tentative="1">
+      <w:start w:val="1"/>
+      <w:numFmt w:val="bullet"/>
+      <w:lvlText w:val=""/>
+      <w:lvlJc w:val="left"/>
+      <w:pPr>
+        <w:tabs>
+          <w:tab w:val="num" w:pos="2160"/>
+        </w:tabs>
+        <w:ind w:left="2160" w:hanging="360"/>
+      </w:pPr>
+      <w:rPr>
+        <w:rFonts w:ascii="Wingdings" w:hAnsi="Wingdings" w:hint="default"/>
+        <w:sz w:val="20"/>
+      </w:rPr>
+    </w:lvl>
+    <w:lvl w:ilvl="3" w:tentative="1">
+      <w:start w:val="1"/>
+      <w:numFmt w:val="bullet"/>
+      <w:lvlText w:val=""/>
+      <w:lvlJc w:val="left"/>
+      <w:pPr>
+        <w:tabs>
+          <w:tab w:val="num" w:pos="2880"/>
+        </w:tabs>
+        <w:ind w:left="2880" w:hanging="360"/>
+      </w:pPr>
+      <w:rPr>
+        <w:rFonts w:ascii="Wingdings" w:hAnsi="Wingdings" w:hint="default"/>
+        <w:sz w:val="20"/>
+      </w:rPr>
+    </w:lvl>
+    <w:lvl w:ilvl="4" w:tentative="1">
+      <w:start w:val="1"/>
+      <w:numFmt w:val="bullet"/>
+      <w:lvlText w:val=""/>
+      <w:lvlJc w:val="left"/>
+      <w:pPr>
+        <w:tabs>
+          <w:tab w:val="num" w:pos="3600"/>
+        </w:tabs>
+        <w:ind w:left="3600" w:hanging="360"/>
+      </w:pPr>
+      <w:rPr>
+        <w:rFonts w:ascii="Wingdings" w:hAnsi="Wingdings" w:hint="default"/>
+        <w:sz w:val="20"/>
+      </w:rPr>
+    </w:lvl>
+    <w:lvl w:ilvl="5" w:tentative="1">
+      <w:start w:val="1"/>
+      <w:numFmt w:val="bullet"/>
+      <w:lvlText w:val=""/>
+      <w:lvlJc w:val="left"/>
+      <w:pPr>
+        <w:tabs>
+          <w:tab w:val="num" w:pos="4320"/>
+        </w:tabs>
+        <w:ind w:left="4320" w:hanging="360"/>
+      </w:pPr>
+      <w:rPr>
+        <w:rFonts w:ascii="Wingdings" w:hAnsi="Wingdings" w:hint="default"/>
+        <w:sz w:val="20"/>
+      </w:rPr>
+    </w:lvl>
+    <w:lvl w:ilvl="6" w:tentative="1">
+      <w:start w:val="1"/>
+      <w:numFmt w:val="bullet"/>
+      <w:lvlText w:val=""/>
+      <w:lvlJc w:val="left"/>
+      <w:pPr>
+        <w:tabs>
+          <w:tab w:val="num" w:pos="5040"/>
+        </w:tabs>
+        <w:ind w:left="5040" w:hanging="360"/>
+      </w:pPr>
+      <w:rPr>
+        <w:rFonts w:ascii="Wingdings" w:hAnsi="Wingdings" w:hint="default"/>
+        <w:sz w:val="20"/>
+      </w:rPr>
+    </w:lvl>
+    <w:lvl w:ilvl="7" w:tentative="1">
+      <w:start w:val="1"/>
+      <w:numFmt w:val="bullet"/>
+      <w:lvlText w:val=""/>
+      <w:lvlJc w:val="left"/>
+      <w:pPr>
+        <w:tabs>
+          <w:tab w:val="num" w:pos="5760"/>
+        </w:tabs>
+        <w:ind w:left="5760" w:hanging="360"/>
+      </w:pPr>
+      <w:rPr>
+        <w:rFonts w:ascii="Wingdings" w:hAnsi="Wingdings" w:hint="default"/>
+        <w:sz w:val="20"/>
+      </w:rPr>
+    </w:lvl>
+    <w:lvl w:ilvl="8" w:tentative="1">
+      <w:start w:val="1"/>
+      <w:numFmt w:val="bullet"/>
+      <w:lvlText w:val=""/>
+      <w:lvlJc w:val="left"/>
+      <w:pPr>
+        <w:tabs>
+          <w:tab w:val="num" w:pos="6480"/>
+        </w:tabs>
+        <w:ind w:left="6480" w:hanging="360"/>
+      </w:pPr>
+      <w:rPr>
+        <w:rFonts w:ascii="Wingdings" w:hAnsi="Wingdings" w:hint="default"/>
+        <w:sz w:val="20"/>
+      </w:rPr>
+    </w:lvl>
+  </w:abstractNum>
   <w:num w:numId="1" w16cid:durableId="1238512775">
-    <w:abstractNumId w:val="6"/>
+    <w:abstractNumId w:val="8"/>
   </w:num>
   <w:num w:numId="2" w16cid:durableId="1102799507">
-    <w:abstractNumId w:val="8"/>
+    <w:abstractNumId w:val="10"/>
   </w:num>
   <w:num w:numId="3" w16cid:durableId="794326431">
     <w:abstractNumId w:val="3"/>
   </w:num>
   <w:num w:numId="4" w16cid:durableId="1455514869">
-    <w:abstractNumId w:val="7"/>
+    <w:abstractNumId w:val="9"/>
   </w:num>
   <w:num w:numId="5" w16cid:durableId="10960653">
     <w:abstractNumId w:val="0"/>
@@ -9246,19 +11389,31 @@
     <w:abstractNumId w:val="1"/>
   </w:num>
   <w:num w:numId="7" w16cid:durableId="486213727">
-    <w:abstractNumId w:val="9"/>
+    <w:abstractNumId w:val="11"/>
   </w:num>
   <w:num w:numId="8" w16cid:durableId="693965141">
     <w:abstractNumId w:val="2"/>
   </w:num>
   <w:num w:numId="9" w16cid:durableId="2069835532">
-    <w:abstractNumId w:val="10"/>
+    <w:abstractNumId w:val="13"/>
   </w:num>
   <w:num w:numId="10" w16cid:durableId="890966171">
     <w:abstractNumId w:val="4"/>
   </w:num>
   <w:num w:numId="11" w16cid:durableId="1966765474">
     <w:abstractNumId w:val="5"/>
+  </w:num>
+  <w:num w:numId="12" w16cid:durableId="1940218253">
+    <w:abstractNumId w:val="6"/>
+  </w:num>
+  <w:num w:numId="13" w16cid:durableId="1361393433">
+    <w:abstractNumId w:val="12"/>
+  </w:num>
+  <w:num w:numId="14" w16cid:durableId="2035769196">
+    <w:abstractNumId w:val="14"/>
+  </w:num>
+  <w:num w:numId="15" w16cid:durableId="1384015670">
+    <w:abstractNumId w:val="7"/>
   </w:num>
 </w:numbering>
 </file>
@@ -10306,8 +12461,11 @@
   <w:rsids>
     <w:rsidRoot w:val="009F5C4C"/>
     <w:rsid w:val="001B6E1A"/>
+    <w:rsid w:val="00351DAA"/>
+    <w:rsid w:val="00393F58"/>
     <w:rsid w:val="009F5C4C"/>
     <w:rsid w:val="00DD3DC3"/>
+    <w:rsid w:val="00E331F9"/>
   </w:rsids>
   <m:mathPr>
     <m:mathFont m:val="Cambria Math"/>
@@ -10801,24 +12959,6 @@
   <w:style w:type="paragraph" w:customStyle="1" w:styleId="62103898B8BE4E6A9755E2DD2F21E2EE">
     <w:name w:val="62103898B8BE4E6A9755E2DD2F21E2EE"/>
   </w:style>
-  <w:style w:type="paragraph" w:customStyle="1" w:styleId="2D9396481E684F7AB1800D6D2488AAFF">
-    <w:name w:val="2D9396481E684F7AB1800D6D2488AAFF"/>
-  </w:style>
-  <w:style w:type="paragraph" w:customStyle="1" w:styleId="3C21F01565594DEEB8CB2DE94B558076">
-    <w:name w:val="3C21F01565594DEEB8CB2DE94B558076"/>
-  </w:style>
-  <w:style w:type="paragraph" w:customStyle="1" w:styleId="123189D186C34E6EA0EAD530AABEC9BD">
-    <w:name w:val="123189D186C34E6EA0EAD530AABEC9BD"/>
-  </w:style>
-  <w:style w:type="paragraph" w:customStyle="1" w:styleId="37D65FBC100E48B8BD20AA81F91C3C76">
-    <w:name w:val="37D65FBC100E48B8BD20AA81F91C3C76"/>
-  </w:style>
-  <w:style w:type="paragraph" w:customStyle="1" w:styleId="968EF2D4E7A84D578E329005953AD7D0">
-    <w:name w:val="968EF2D4E7A84D578E329005953AD7D0"/>
-  </w:style>
-  <w:style w:type="paragraph" w:customStyle="1" w:styleId="AEA267810A74467986377362F0C36113">
-    <w:name w:val="AEA267810A74467986377362F0C36113"/>
-  </w:style>
 </w:styles>
 </file>
 
